--- a/RELATÓRIO TÉCNICO DE DESENVOLVIMENTO.docx
+++ b/RELATÓRIO TÉCNICO DE DESENVOLVIMENTO.docx
@@ -738,7 +738,39 @@
           <w:noProof/>
           <w:lang w:val="pt-BR" w:bidi="pt-BR"/>
         </w:rPr>
-        <w:t xml:space="preserve"> 1º a 16 de outubro de 2026, apresentado neste relatório como período de referência do desenvolvimento.</w:t>
+        <w:t xml:space="preserve"> 1</w:t>
+      </w:r>
+      <w:r>
+        <w:rPr>
+          <w:rFonts w:ascii="Times New Roman" w:hAnsi="Times New Roman" w:cs="Times New Roman"/>
+          <w:noProof/>
+          <w:lang w:val="pt-BR" w:bidi="pt-BR"/>
+        </w:rPr>
+        <w:t>5</w:t>
+      </w:r>
+      <w:r>
+        <w:rPr>
+          <w:rFonts w:ascii="Times New Roman" w:hAnsi="Times New Roman" w:cs="Times New Roman"/>
+          <w:noProof/>
+          <w:lang w:val="pt-BR" w:bidi="pt-BR"/>
+        </w:rPr>
+        <w:t xml:space="preserve"> a 1</w:t>
+      </w:r>
+      <w:r>
+        <w:rPr>
+          <w:rFonts w:ascii="Times New Roman" w:hAnsi="Times New Roman" w:cs="Times New Roman"/>
+          <w:noProof/>
+          <w:lang w:val="pt-BR" w:bidi="pt-BR"/>
+        </w:rPr>
+        <w:t>7</w:t>
+      </w:r>
+      <w:r>
+        <w:rPr>
+          <w:rFonts w:ascii="Times New Roman" w:hAnsi="Times New Roman" w:cs="Times New Roman"/>
+          <w:noProof/>
+          <w:lang w:val="pt-BR" w:bidi="pt-BR"/>
+        </w:rPr>
+        <w:t xml:space="preserve"> de outubro de 2026, apresentado neste relatório como período de referência do desenvolvimento.</w:t>
       </w:r>
     </w:p>
     <w:p>
@@ -3648,6 +3680,9 @@
             </m:den>
           </m:f>
           <m:r>
+            <m:rPr>
+              <m:sty m:val="p"/>
+            </m:rPr>
             <w:rPr>
               <w:rFonts w:ascii="Cambria Math" w:hAnsi="Cambria Math" w:cs="Times New Roman"/>
               <w:noProof/>
@@ -3721,15 +3756,7 @@
           <w:noProof/>
           <w:lang w:val="pt-BR" w:bidi="pt-BR"/>
         </w:rPr>
-        <w:t xml:space="preserve">   </w:t>
-      </w:r>
-      <w:r>
-        <w:rPr>
-          <w:rFonts w:ascii="Times New Roman" w:hAnsi="Times New Roman" w:cs="Times New Roman"/>
-          <w:noProof/>
-          <w:lang w:val="pt-BR" w:bidi="pt-BR"/>
-        </w:rPr>
-        <w:t xml:space="preserve"> = soma dos pesos das evidências favoráveis elegíveis;</w:t>
+        <w:t xml:space="preserve">    = soma dos pesos das evidências favoráveis elegíveis;</w:t>
       </w:r>
     </w:p>
     <w:p>
@@ -3787,23 +3814,7 @@
           <w:noProof/>
           <w:lang w:val="pt-BR" w:bidi="pt-BR"/>
         </w:rPr>
-        <w:t xml:space="preserve"> </w:t>
-      </w:r>
-      <w:r>
-        <w:rPr>
-          <w:rFonts w:ascii="Times New Roman" w:hAnsi="Times New Roman" w:cs="Times New Roman"/>
-          <w:noProof/>
-          <w:lang w:val="pt-BR" w:bidi="pt-BR"/>
-        </w:rPr>
-        <w:t xml:space="preserve">    </w:t>
-      </w:r>
-      <w:r>
-        <w:rPr>
-          <w:rFonts w:ascii="Times New Roman" w:hAnsi="Times New Roman" w:cs="Times New Roman"/>
-          <w:noProof/>
-          <w:lang w:val="pt-BR" w:bidi="pt-BR"/>
-        </w:rPr>
-        <w:t>= soma dos pesos das evidências desfavoráveis elegíveis;</w:t>
+        <w:t xml:space="preserve">     = soma dos pesos das evidências desfavoráveis elegíveis;</w:t>
       </w:r>
     </w:p>
     <w:p>
@@ -3839,33 +3850,15 @@
           <w:noProof/>
           <w:lang w:val="pt-BR" w:bidi="pt-BR"/>
         </w:rPr>
-        <w:t xml:space="preserve"> </w:t>
-      </w:r>
-      <w:r>
-        <w:rPr>
-          <w:rFonts w:ascii="Times New Roman" w:hAnsi="Times New Roman" w:cs="Times New Roman"/>
-          <w:b/>
-          <w:bCs/>
-          <w:noProof/>
-          <w:lang w:val="pt-BR" w:bidi="pt-BR"/>
-        </w:rPr>
-        <w:t xml:space="preserve">  </w:t>
-      </w:r>
-      <w:r>
-        <w:rPr>
-          <w:rFonts w:ascii="Times New Roman" w:hAnsi="Times New Roman" w:cs="Times New Roman"/>
-          <w:noProof/>
-          <w:lang w:val="pt-BR" w:bidi="pt-BR"/>
-        </w:rPr>
-        <w:t xml:space="preserve">     </w:t>
-      </w:r>
-      <w:r>
-        <w:rPr>
-          <w:rFonts w:ascii="Times New Roman" w:hAnsi="Times New Roman" w:cs="Times New Roman"/>
-          <w:noProof/>
-          <w:lang w:val="pt-BR" w:bidi="pt-BR"/>
-        </w:rPr>
-        <w:t>= pontuação de</w:t>
+        <w:t xml:space="preserve">   </w:t>
+      </w:r>
+      <w:r>
+        <w:rPr>
+          <w:rFonts w:ascii="Times New Roman" w:hAnsi="Times New Roman" w:cs="Times New Roman"/>
+          <w:noProof/>
+          <w:lang w:val="pt-BR" w:bidi="pt-BR"/>
+        </w:rPr>
+        <w:t xml:space="preserve">     = pontuação de</w:t>
       </w:r>
     </w:p>
     <w:p>
@@ -6516,31 +6509,7 @@
           <w:noProof/>
           <w:lang w:val="pt-BR" w:bidi="pt-BR"/>
         </w:rPr>
-        <w:t xml:space="preserve">Cronograma cronológico simulado </w:t>
-      </w:r>
-      <w:r>
-        <w:rPr>
-          <w:rFonts w:ascii="Times New Roman" w:hAnsi="Times New Roman" w:cs="Times New Roman"/>
-          <w:noProof/>
-          <w:lang w:val="pt-BR" w:bidi="pt-BR"/>
-        </w:rPr>
-        <w:t xml:space="preserve">— 1º A 16 </w:t>
-      </w:r>
-      <w:r>
-        <w:rPr>
-          <w:rFonts w:ascii="Times New Roman" w:hAnsi="Times New Roman" w:cs="Times New Roman"/>
-          <w:noProof/>
-          <w:lang w:val="pt-BR" w:bidi="pt-BR"/>
-        </w:rPr>
-        <w:t xml:space="preserve">de outubro de </w:t>
-      </w:r>
-      <w:r>
-        <w:rPr>
-          <w:rFonts w:ascii="Times New Roman" w:hAnsi="Times New Roman" w:cs="Times New Roman"/>
-          <w:noProof/>
-          <w:lang w:val="pt-BR" w:bidi="pt-BR"/>
-        </w:rPr>
-        <w:t>2026</w:t>
+        <w:t>Cronograma cronológico simulado — 1º A 16 de outubro de 2026</w:t>
       </w:r>
     </w:p>
     <w:tbl>
@@ -6756,7 +6725,15 @@
                 <w:noProof/>
                 <w:lang w:val="pt-BR" w:bidi="pt-BR"/>
               </w:rPr>
-              <w:t>01/10/2026</w:t>
+              <w:t>15</w:t>
+            </w:r>
+            <w:r>
+              <w:rPr>
+                <w:rFonts w:ascii="Times New Roman" w:hAnsi="Times New Roman" w:cs="Times New Roman"/>
+                <w:noProof/>
+                <w:lang w:val="pt-BR" w:bidi="pt-BR"/>
+              </w:rPr>
+              <w:t>/10/2026</w:t>
             </w:r>
           </w:p>
         </w:tc>
@@ -6881,7 +6858,15 @@
                 <w:noProof/>
                 <w:lang w:val="pt-BR" w:bidi="pt-BR"/>
               </w:rPr>
-              <w:t>02/10/2026</w:t>
+              <w:t>15</w:t>
+            </w:r>
+            <w:r>
+              <w:rPr>
+                <w:rFonts w:ascii="Times New Roman" w:hAnsi="Times New Roman" w:cs="Times New Roman"/>
+                <w:noProof/>
+                <w:lang w:val="pt-BR" w:bidi="pt-BR"/>
+              </w:rPr>
+              <w:t>/10/2026</w:t>
             </w:r>
           </w:p>
         </w:tc>
@@ -7006,7 +6991,15 @@
                 <w:noProof/>
                 <w:lang w:val="pt-BR" w:bidi="pt-BR"/>
               </w:rPr>
-              <w:t>03/10/2026</w:t>
+              <w:t>15</w:t>
+            </w:r>
+            <w:r>
+              <w:rPr>
+                <w:rFonts w:ascii="Times New Roman" w:hAnsi="Times New Roman" w:cs="Times New Roman"/>
+                <w:noProof/>
+                <w:lang w:val="pt-BR" w:bidi="pt-BR"/>
+              </w:rPr>
+              <w:t>/10/2026</w:t>
             </w:r>
           </w:p>
         </w:tc>
@@ -7131,7 +7124,15 @@
                 <w:noProof/>
                 <w:lang w:val="pt-BR" w:bidi="pt-BR"/>
               </w:rPr>
-              <w:t>04/10/2026</w:t>
+              <w:t>16</w:t>
+            </w:r>
+            <w:r>
+              <w:rPr>
+                <w:rFonts w:ascii="Times New Roman" w:hAnsi="Times New Roman" w:cs="Times New Roman"/>
+                <w:noProof/>
+                <w:lang w:val="pt-BR" w:bidi="pt-BR"/>
+              </w:rPr>
+              <w:t>/10/2026</w:t>
             </w:r>
           </w:p>
         </w:tc>
@@ -7256,7 +7257,15 @@
                 <w:noProof/>
                 <w:lang w:val="pt-BR" w:bidi="pt-BR"/>
               </w:rPr>
-              <w:t>05/10/2026</w:t>
+              <w:t>16</w:t>
+            </w:r>
+            <w:r>
+              <w:rPr>
+                <w:rFonts w:ascii="Times New Roman" w:hAnsi="Times New Roman" w:cs="Times New Roman"/>
+                <w:noProof/>
+                <w:lang w:val="pt-BR" w:bidi="pt-BR"/>
+              </w:rPr>
+              <w:t>/10/2026</w:t>
             </w:r>
           </w:p>
         </w:tc>
@@ -7381,7 +7390,15 @@
                 <w:noProof/>
                 <w:lang w:val="pt-BR" w:bidi="pt-BR"/>
               </w:rPr>
-              <w:t>06/10/2026</w:t>
+              <w:t>16</w:t>
+            </w:r>
+            <w:r>
+              <w:rPr>
+                <w:rFonts w:ascii="Times New Roman" w:hAnsi="Times New Roman" w:cs="Times New Roman"/>
+                <w:noProof/>
+                <w:lang w:val="pt-BR" w:bidi="pt-BR"/>
+              </w:rPr>
+              <w:t>/10/2026</w:t>
             </w:r>
           </w:p>
         </w:tc>
@@ -7506,7 +7523,15 @@
                 <w:noProof/>
                 <w:lang w:val="pt-BR" w:bidi="pt-BR"/>
               </w:rPr>
-              <w:t>07/10/2026</w:t>
+              <w:t>16</w:t>
+            </w:r>
+            <w:r>
+              <w:rPr>
+                <w:rFonts w:ascii="Times New Roman" w:hAnsi="Times New Roman" w:cs="Times New Roman"/>
+                <w:noProof/>
+                <w:lang w:val="pt-BR" w:bidi="pt-BR"/>
+              </w:rPr>
+              <w:t>/10/2026</w:t>
             </w:r>
           </w:p>
         </w:tc>
@@ -7631,7 +7656,15 @@
                 <w:noProof/>
                 <w:lang w:val="pt-BR" w:bidi="pt-BR"/>
               </w:rPr>
-              <w:t>08/10/2026</w:t>
+              <w:t>16</w:t>
+            </w:r>
+            <w:r>
+              <w:rPr>
+                <w:rFonts w:ascii="Times New Roman" w:hAnsi="Times New Roman" w:cs="Times New Roman"/>
+                <w:noProof/>
+                <w:lang w:val="pt-BR" w:bidi="pt-BR"/>
+              </w:rPr>
+              <w:t>/10/2026</w:t>
             </w:r>
           </w:p>
         </w:tc>
@@ -7927,7 +7960,15 @@
                 <w:noProof/>
                 <w:lang w:val="pt-BR" w:bidi="pt-BR"/>
               </w:rPr>
-              <w:t>09/10/2026</w:t>
+              <w:t>16</w:t>
+            </w:r>
+            <w:r>
+              <w:rPr>
+                <w:rFonts w:ascii="Times New Roman" w:hAnsi="Times New Roman" w:cs="Times New Roman"/>
+                <w:noProof/>
+                <w:lang w:val="pt-BR" w:bidi="pt-BR"/>
+              </w:rPr>
+              <w:t>/10/2026</w:t>
             </w:r>
           </w:p>
         </w:tc>
@@ -8052,7 +8093,15 @@
                 <w:noProof/>
                 <w:lang w:val="pt-BR" w:bidi="pt-BR"/>
               </w:rPr>
-              <w:t>10/10/2026</w:t>
+              <w:t>16</w:t>
+            </w:r>
+            <w:r>
+              <w:rPr>
+                <w:rFonts w:ascii="Times New Roman" w:hAnsi="Times New Roman" w:cs="Times New Roman"/>
+                <w:noProof/>
+                <w:lang w:val="pt-BR" w:bidi="pt-BR"/>
+              </w:rPr>
+              <w:t>/10/2026</w:t>
             </w:r>
           </w:p>
         </w:tc>
@@ -8177,7 +8226,23 @@
                 <w:noProof/>
                 <w:lang w:val="pt-BR" w:bidi="pt-BR"/>
               </w:rPr>
-              <w:t>11/10/2026</w:t>
+              <w:t>1</w:t>
+            </w:r>
+            <w:r>
+              <w:rPr>
+                <w:rFonts w:ascii="Times New Roman" w:hAnsi="Times New Roman" w:cs="Times New Roman"/>
+                <w:noProof/>
+                <w:lang w:val="pt-BR" w:bidi="pt-BR"/>
+              </w:rPr>
+              <w:t>6</w:t>
+            </w:r>
+            <w:r>
+              <w:rPr>
+                <w:rFonts w:ascii="Times New Roman" w:hAnsi="Times New Roman" w:cs="Times New Roman"/>
+                <w:noProof/>
+                <w:lang w:val="pt-BR" w:bidi="pt-BR"/>
+              </w:rPr>
+              <w:t>/10/2026</w:t>
             </w:r>
           </w:p>
         </w:tc>
@@ -8302,7 +8367,23 @@
                 <w:noProof/>
                 <w:lang w:val="pt-BR" w:bidi="pt-BR"/>
               </w:rPr>
-              <w:t>12/10/2026</w:t>
+              <w:t>1</w:t>
+            </w:r>
+            <w:r>
+              <w:rPr>
+                <w:rFonts w:ascii="Times New Roman" w:hAnsi="Times New Roman" w:cs="Times New Roman"/>
+                <w:noProof/>
+                <w:lang w:val="pt-BR" w:bidi="pt-BR"/>
+              </w:rPr>
+              <w:t>6</w:t>
+            </w:r>
+            <w:r>
+              <w:rPr>
+                <w:rFonts w:ascii="Times New Roman" w:hAnsi="Times New Roman" w:cs="Times New Roman"/>
+                <w:noProof/>
+                <w:lang w:val="pt-BR" w:bidi="pt-BR"/>
+              </w:rPr>
+              <w:t>/10/2026</w:t>
             </w:r>
           </w:p>
         </w:tc>
@@ -8427,7 +8508,23 @@
                 <w:noProof/>
                 <w:lang w:val="pt-BR" w:bidi="pt-BR"/>
               </w:rPr>
-              <w:t>13/10/2026</w:t>
+              <w:t>1</w:t>
+            </w:r>
+            <w:r>
+              <w:rPr>
+                <w:rFonts w:ascii="Times New Roman" w:hAnsi="Times New Roman" w:cs="Times New Roman"/>
+                <w:noProof/>
+                <w:lang w:val="pt-BR" w:bidi="pt-BR"/>
+              </w:rPr>
+              <w:t>7</w:t>
+            </w:r>
+            <w:r>
+              <w:rPr>
+                <w:rFonts w:ascii="Times New Roman" w:hAnsi="Times New Roman" w:cs="Times New Roman"/>
+                <w:noProof/>
+                <w:lang w:val="pt-BR" w:bidi="pt-BR"/>
+              </w:rPr>
+              <w:t>/10/2026</w:t>
             </w:r>
           </w:p>
         </w:tc>
@@ -8552,7 +8649,23 @@
                 <w:noProof/>
                 <w:lang w:val="pt-BR" w:bidi="pt-BR"/>
               </w:rPr>
-              <w:t>14/10/2026</w:t>
+              <w:t>1</w:t>
+            </w:r>
+            <w:r>
+              <w:rPr>
+                <w:rFonts w:ascii="Times New Roman" w:hAnsi="Times New Roman" w:cs="Times New Roman"/>
+                <w:noProof/>
+                <w:lang w:val="pt-BR" w:bidi="pt-BR"/>
+              </w:rPr>
+              <w:t>7</w:t>
+            </w:r>
+            <w:r>
+              <w:rPr>
+                <w:rFonts w:ascii="Times New Roman" w:hAnsi="Times New Roman" w:cs="Times New Roman"/>
+                <w:noProof/>
+                <w:lang w:val="pt-BR" w:bidi="pt-BR"/>
+              </w:rPr>
+              <w:t>/10/2026</w:t>
             </w:r>
           </w:p>
         </w:tc>
@@ -8677,7 +8790,23 @@
                 <w:noProof/>
                 <w:lang w:val="pt-BR" w:bidi="pt-BR"/>
               </w:rPr>
-              <w:t>15/10/2026</w:t>
+              <w:t>1</w:t>
+            </w:r>
+            <w:r>
+              <w:rPr>
+                <w:rFonts w:ascii="Times New Roman" w:hAnsi="Times New Roman" w:cs="Times New Roman"/>
+                <w:noProof/>
+                <w:lang w:val="pt-BR" w:bidi="pt-BR"/>
+              </w:rPr>
+              <w:t>7</w:t>
+            </w:r>
+            <w:r>
+              <w:rPr>
+                <w:rFonts w:ascii="Times New Roman" w:hAnsi="Times New Roman" w:cs="Times New Roman"/>
+                <w:noProof/>
+                <w:lang w:val="pt-BR" w:bidi="pt-BR"/>
+              </w:rPr>
+              <w:t>/10/2026</w:t>
             </w:r>
           </w:p>
         </w:tc>
@@ -8785,9 +8914,6 @@
         <w:tc>
           <w:tcPr>
             <w:tcW w:w="1231" w:type="dxa"/>
-            <w:tcBorders>
-              <w:bottom w:val="single" w:sz="4" w:space="0" w:color="auto"/>
-            </w:tcBorders>
             <w:vAlign w:val="center"/>
             <w:hideMark/>
           </w:tcPr>
@@ -8805,16 +8931,29 @@
                 <w:noProof/>
                 <w:lang w:val="pt-BR" w:bidi="pt-BR"/>
               </w:rPr>
-              <w:t>16/10/2026</w:t>
+              <w:t>1</w:t>
+            </w:r>
+            <w:r>
+              <w:rPr>
+                <w:rFonts w:ascii="Times New Roman" w:hAnsi="Times New Roman" w:cs="Times New Roman"/>
+                <w:noProof/>
+                <w:lang w:val="pt-BR" w:bidi="pt-BR"/>
+              </w:rPr>
+              <w:t>7</w:t>
+            </w:r>
+            <w:r>
+              <w:rPr>
+                <w:rFonts w:ascii="Times New Roman" w:hAnsi="Times New Roman" w:cs="Times New Roman"/>
+                <w:noProof/>
+                <w:lang w:val="pt-BR" w:bidi="pt-BR"/>
+              </w:rPr>
+              <w:t>/10/2026</w:t>
             </w:r>
           </w:p>
         </w:tc>
         <w:tc>
           <w:tcPr>
             <w:tcW w:w="0" w:type="auto"/>
-            <w:tcBorders>
-              <w:bottom w:val="single" w:sz="4" w:space="0" w:color="auto"/>
-            </w:tcBorders>
             <w:vAlign w:val="center"/>
             <w:hideMark/>
           </w:tcPr>
@@ -8834,14 +8973,19 @@
               </w:rPr>
               <w:t>Teste final proposto</w:t>
             </w:r>
+            <w:r>
+              <w:rPr>
+                <w:rFonts w:ascii="Times New Roman" w:hAnsi="Times New Roman" w:cs="Times New Roman"/>
+                <w:noProof/>
+                <w:lang w:val="pt-BR" w:bidi="pt-BR"/>
+              </w:rPr>
+              <w:t xml:space="preserve"> e Respositório</w:t>
+            </w:r>
           </w:p>
         </w:tc>
         <w:tc>
           <w:tcPr>
             <w:tcW w:w="2599" w:type="dxa"/>
-            <w:tcBorders>
-              <w:bottom w:val="single" w:sz="4" w:space="0" w:color="auto"/>
-            </w:tcBorders>
             <w:vAlign w:val="center"/>
             <w:hideMark/>
           </w:tcPr>
@@ -8866,9 +9010,6 @@
         <w:tc>
           <w:tcPr>
             <w:tcW w:w="2238" w:type="dxa"/>
-            <w:tcBorders>
-              <w:bottom w:val="single" w:sz="4" w:space="0" w:color="auto"/>
-            </w:tcBorders>
             <w:vAlign w:val="center"/>
             <w:hideMark/>
           </w:tcPr>
@@ -8893,9 +9034,6 @@
         <w:tc>
           <w:tcPr>
             <w:tcW w:w="1656" w:type="dxa"/>
-            <w:tcBorders>
-              <w:bottom w:val="single" w:sz="4" w:space="0" w:color="auto"/>
-            </w:tcBorders>
             <w:vAlign w:val="center"/>
             <w:hideMark/>
           </w:tcPr>
@@ -8918,6 +9056,165 @@
           </w:p>
         </w:tc>
       </w:tr>
+      <w:tr>
+        <w:trPr>
+          <w:tblCellSpacing w:w="15" w:type="dxa"/>
+        </w:trPr>
+        <w:tc>
+          <w:tcPr>
+            <w:tcW w:w="1231" w:type="dxa"/>
+            <w:tcBorders>
+              <w:bottom w:val="single" w:sz="4" w:space="0" w:color="auto"/>
+            </w:tcBorders>
+            <w:vAlign w:val="center"/>
+          </w:tcPr>
+          <w:p>
+            <w:pPr>
+              <w:rPr>
+                <w:rFonts w:ascii="Times New Roman" w:hAnsi="Times New Roman" w:cs="Times New Roman"/>
+                <w:noProof/>
+                <w:lang w:val="pt-BR" w:bidi="pt-BR"/>
+              </w:rPr>
+            </w:pPr>
+            <w:r>
+              <w:rPr>
+                <w:rFonts w:ascii="Times New Roman" w:hAnsi="Times New Roman" w:cs="Times New Roman"/>
+                <w:noProof/>
+                <w:lang w:val="pt-BR" w:bidi="pt-BR"/>
+              </w:rPr>
+              <w:t>16/10/2026 e 17/10/2026</w:t>
+            </w:r>
+          </w:p>
+        </w:tc>
+        <w:tc>
+          <w:tcPr>
+            <w:tcW w:w="0" w:type="auto"/>
+            <w:tcBorders>
+              <w:bottom w:val="single" w:sz="4" w:space="0" w:color="auto"/>
+            </w:tcBorders>
+            <w:vAlign w:val="center"/>
+          </w:tcPr>
+          <w:p>
+            <w:pPr>
+              <w:rPr>
+                <w:rFonts w:ascii="Times New Roman" w:hAnsi="Times New Roman" w:cs="Times New Roman"/>
+                <w:noProof/>
+                <w:lang w:val="pt-BR" w:bidi="pt-BR"/>
+              </w:rPr>
+            </w:pPr>
+            <w:r>
+              <w:rPr>
+                <w:rFonts w:ascii="Times New Roman" w:hAnsi="Times New Roman" w:cs="Times New Roman"/>
+                <w:noProof/>
+                <w:lang w:val="pt-BR" w:bidi="pt-BR"/>
+              </w:rPr>
+              <w:t xml:space="preserve">Commit repositório on-line </w:t>
+            </w:r>
+          </w:p>
+        </w:tc>
+        <w:tc>
+          <w:tcPr>
+            <w:tcW w:w="2599" w:type="dxa"/>
+            <w:tcBorders>
+              <w:bottom w:val="single" w:sz="4" w:space="0" w:color="auto"/>
+            </w:tcBorders>
+            <w:vAlign w:val="center"/>
+          </w:tcPr>
+          <w:p>
+            <w:pPr>
+              <w:rPr>
+                <w:rFonts w:ascii="Times New Roman" w:hAnsi="Times New Roman" w:cs="Times New Roman"/>
+                <w:noProof/>
+                <w:lang w:val="pt-BR" w:bidi="pt-BR"/>
+              </w:rPr>
+            </w:pPr>
+            <w:r>
+              <w:rPr>
+                <w:rFonts w:ascii="Times New Roman" w:hAnsi="Times New Roman" w:cs="Times New Roman"/>
+                <w:noProof/>
+                <w:lang w:val="pt-BR" w:bidi="pt-BR"/>
+              </w:rPr>
+              <w:t>Atualização e ajustes finais de</w:t>
+            </w:r>
+            <w:r>
+              <w:rPr>
+                <w:rFonts w:ascii="Times New Roman" w:hAnsi="Times New Roman" w:cs="Times New Roman"/>
+                <w:noProof/>
+                <w:lang w:val="pt-BR" w:bidi="pt-BR"/>
+              </w:rPr>
+              <w:t xml:space="preserve"> execução on-line e disponibilização para uso</w:t>
+            </w:r>
+          </w:p>
+        </w:tc>
+        <w:tc>
+          <w:tcPr>
+            <w:tcW w:w="2238" w:type="dxa"/>
+            <w:tcBorders>
+              <w:bottom w:val="single" w:sz="4" w:space="0" w:color="auto"/>
+            </w:tcBorders>
+            <w:vAlign w:val="center"/>
+          </w:tcPr>
+          <w:p>
+            <w:pPr>
+              <w:rPr>
+                <w:rFonts w:ascii="Times New Roman" w:hAnsi="Times New Roman" w:cs="Times New Roman"/>
+                <w:noProof/>
+                <w:lang w:val="pt-BR" w:bidi="pt-BR"/>
+              </w:rPr>
+            </w:pPr>
+            <w:r>
+              <w:rPr>
+                <w:rFonts w:ascii="Times New Roman" w:hAnsi="Times New Roman" w:cs="Times New Roman"/>
+                <w:noProof/>
+                <w:lang w:val="pt-BR" w:bidi="pt-BR"/>
+              </w:rPr>
+              <w:t>Testes no respositório do git.hub do autor</w:t>
+            </w:r>
+          </w:p>
+        </w:tc>
+        <w:tc>
+          <w:tcPr>
+            <w:tcW w:w="1656" w:type="dxa"/>
+            <w:tcBorders>
+              <w:bottom w:val="single" w:sz="4" w:space="0" w:color="auto"/>
+            </w:tcBorders>
+            <w:vAlign w:val="center"/>
+          </w:tcPr>
+          <w:p>
+            <w:pPr>
+              <w:rPr>
+                <w:rFonts w:ascii="Times New Roman" w:hAnsi="Times New Roman" w:cs="Times New Roman"/>
+                <w:noProof/>
+                <w:lang w:val="pt-BR" w:bidi="pt-BR"/>
+              </w:rPr>
+            </w:pPr>
+            <w:r>
+              <w:rPr>
+                <w:rFonts w:ascii="Times New Roman" w:hAnsi="Times New Roman" w:cs="Times New Roman"/>
+                <w:noProof/>
+                <w:lang w:val="pt-BR" w:bidi="pt-BR"/>
+              </w:rPr>
+              <w:t xml:space="preserve">Funcionalidades  e </w:t>
+            </w:r>
+            <w:r>
+              <w:rPr>
+                <w:rFonts w:ascii="Times New Roman" w:hAnsi="Times New Roman" w:cs="Times New Roman"/>
+                <w:noProof/>
+                <w:lang w:val="pt-BR" w:bidi="pt-BR"/>
+              </w:rPr>
+              <w:t>armazenamento ok</w:t>
+            </w:r>
+            <w:r>
+              <w:rPr>
+                <w:rFonts w:ascii="Times New Roman" w:hAnsi="Times New Roman" w:cs="Times New Roman"/>
+                <w:noProof/>
+                <w:lang w:val="pt-BR" w:bidi="pt-BR"/>
+              </w:rPr>
+              <w:t xml:space="preserve"> criação link</w:t>
+            </w:r>
+          </w:p>
+        </w:tc>
+      </w:tr>
     </w:tbl>
     <w:p>
       <w:pPr>
@@ -9067,16 +9364,6 @@
     </w:p>
     <w:p>
       <w:pPr>
-        <w:ind w:firstLine="720"/>
-        <w:rPr>
-          <w:rFonts w:ascii="Times New Roman" w:hAnsi="Times New Roman" w:cs="Times New Roman"/>
-          <w:noProof/>
-          <w:lang w:val="pt-BR" w:bidi="pt-BR"/>
-        </w:rPr>
-      </w:pPr>
-    </w:p>
-    <w:p>
-      <w:pPr>
         <w:rPr>
           <w:rFonts w:ascii="Times New Roman" w:hAnsi="Times New Roman" w:cs="Times New Roman"/>
           <w:b/>
@@ -9093,7 +9380,6 @@
           <w:noProof/>
           <w:lang w:val="pt-BR" w:bidi="pt-BR"/>
         </w:rPr>
-        <w:lastRenderedPageBreak/>
         <w:t>7.1. Testes funcionais propostos</w:t>
       </w:r>
     </w:p>
@@ -11935,17 +12221,6 @@
     </w:p>
     <w:p>
       <w:pPr>
-        <w:rPr>
-          <w:rFonts w:ascii="Times New Roman" w:hAnsi="Times New Roman" w:cs="Times New Roman"/>
-          <w:b/>
-          <w:bCs/>
-          <w:noProof/>
-          <w:lang w:val="pt-BR" w:bidi="pt-BR"/>
-        </w:rPr>
-      </w:pPr>
-    </w:p>
-    <w:p>
-      <w:pPr>
         <w:pBdr>
           <w:bottom w:val="single" w:sz="4" w:space="1" w:color="auto"/>
         </w:pBdr>
@@ -11971,6 +12246,7 @@
           <w:szCs w:val="32"/>
           <w:lang w:val="pt-BR" w:bidi="pt-BR"/>
         </w:rPr>
+        <w:lastRenderedPageBreak/>
         <w:t>8. CRITÉRIOS DE CONFIABILIDADE E EQUILÍBRIO DA PESQUISA</w:t>
       </w:r>
     </w:p>
@@ -12509,7 +12785,6 @@
           <w:noProof/>
           <w:lang w:val="pt-BR" w:bidi="pt-BR"/>
         </w:rPr>
-        <w:lastRenderedPageBreak/>
         <w:t>Fontes podem apresentar erros, informações incompletas, interpretações divergentes ou conteúdos posteriormente corrigidos. A avaliação precisa considerar contexto, data, autoria, documentação e contrapontos.</w:t>
       </w:r>
     </w:p>
@@ -13071,7 +13346,6 @@
           <w:noProof/>
           <w:lang w:val="pt-BR" w:bidi="pt-BR"/>
         </w:rPr>
-        <w:lastRenderedPageBreak/>
         <w:t>11.2. Natureza experimental</w:t>
       </w:r>
     </w:p>
@@ -13113,6 +13387,7 @@
           <w:noProof/>
           <w:lang w:val="pt-BR" w:bidi="pt-BR"/>
         </w:rPr>
+        <w:lastRenderedPageBreak/>
         <w:t>11.3. Responsabilidade pelo conteúdo inserido</w:t>
       </w:r>
     </w:p>
@@ -13490,7 +13765,6 @@
           <w:noProof/>
           <w:lang w:val="pt-BR" w:bidi="pt-BR"/>
         </w:rPr>
-        <w:lastRenderedPageBreak/>
         <w:t xml:space="preserve">O desenvolvimento do </w:t>
       </w:r>
       <w:r>
@@ -13528,6 +13802,7 @@
           <w:noProof/>
           <w:lang w:val="pt-BR" w:bidi="pt-BR"/>
         </w:rPr>
+        <w:lastRenderedPageBreak/>
         <w:t>A principal contribuição pretendida é oferecer um procedimento mais rastreável, no qual as conclusões possam ser relacionadas às fontes consultadas e aos critérios utilizados. Para alcançar esse objetivo, a ferramenta precisa manter uma separação clara entre a informação publicada, a evidência documentada e a interpretação produzida.</w:t>
       </w:r>
     </w:p>
@@ -13802,13 +14077,6 @@
           <w:lang w:val="pt-BR" w:bidi="pt-BR"/>
         </w:rPr>
         <w:tab/>
-      </w:r>
-      <w:r>
-        <w:rPr>
-          <w:rFonts w:ascii="Times New Roman" w:hAnsi="Times New Roman" w:cs="Times New Roman"/>
-          <w:noProof/>
-          <w:lang w:val="pt-BR" w:bidi="pt-BR"/>
-        </w:rPr>
         <w:t>(</w:t>
       </w:r>
       <w:r>
@@ -14118,7 +14386,6 @@
           <w:noProof/>
           <w:lang w:val="pt-BR" w:bidi="pt-BR"/>
         </w:rPr>
-        <w:lastRenderedPageBreak/>
         <w:t xml:space="preserve">BRASIL. </w:t>
       </w:r>
       <w:r>
@@ -14170,7 +14437,7 @@
         <w:rPr>
           <w:rFonts w:ascii="Times New Roman" w:hAnsi="Times New Roman" w:cs="Times New Roman"/>
           <w:noProof/>
-          <w:lang w:val="en-US" w:bidi="pt-BR"/>
+          <w:lang w:val="pt-BR" w:bidi="pt-BR"/>
         </w:rPr>
         <w:t xml:space="preserve">BRASIL. </w:t>
       </w:r>
@@ -14235,15 +14502,16 @@
         <w:rPr>
           <w:rFonts w:ascii="Times New Roman" w:hAnsi="Times New Roman" w:cs="Times New Roman"/>
           <w:noProof/>
-          <w:lang w:val="pt-BR" w:bidi="pt-BR"/>
-        </w:rPr>
-      </w:pPr>
-      <w:r>
-        <w:rPr>
-          <w:rFonts w:ascii="Times New Roman" w:hAnsi="Times New Roman" w:cs="Times New Roman"/>
-          <w:noProof/>
-          <w:lang w:val="pt-BR" w:bidi="pt-BR"/>
-        </w:rPr>
+          <w:lang w:val="en-US" w:bidi="pt-BR"/>
+        </w:rPr>
+      </w:pPr>
+      <w:r>
+        <w:rPr>
+          <w:rFonts w:ascii="Times New Roman" w:hAnsi="Times New Roman" w:cs="Times New Roman"/>
+          <w:noProof/>
+          <w:lang w:val="pt-BR" w:bidi="pt-BR"/>
+        </w:rPr>
+        <w:lastRenderedPageBreak/>
         <w:t xml:space="preserve">SPERANDIO, Luan. </w:t>
       </w:r>
       <w:r>
@@ -14254,17 +14522,7 @@
           <w:noProof/>
           <w:lang w:val="pt-BR" w:bidi="pt-BR"/>
         </w:rPr>
-        <w:t>50 frases de Ayn Rand</w:t>
-      </w:r>
-      <w:r>
-        <w:rPr>
-          <w:rFonts w:ascii="Times New Roman" w:hAnsi="Times New Roman" w:cs="Times New Roman"/>
-          <w:b/>
-          <w:bCs/>
-          <w:noProof/>
-          <w:lang w:val="pt-BR" w:bidi="pt-BR"/>
-        </w:rPr>
-        <w:t xml:space="preserve">. </w:t>
+        <w:t xml:space="preserve">50 frases de Ayn Rand. </w:t>
       </w:r>
       <w:r>
         <w:rPr>
@@ -14322,25 +14580,7 @@
             <w:noProof/>
             <w:lang w:val="pt-BR" w:bidi="pt-BR"/>
           </w:rPr>
-          <w:t>https://www.institutoliberal.org.b</w:t>
-        </w:r>
-        <w:r>
-          <w:rPr>
-            <w:rStyle w:val="Hyperlink"/>
-            <w:rFonts w:ascii="Times New Roman" w:hAnsi="Times New Roman" w:cs="Times New Roman"/>
-            <w:noProof/>
-            <w:lang w:val="pt-BR" w:bidi="pt-BR"/>
-          </w:rPr>
-          <w:t>]</w:t>
-        </w:r>
-        <w:r>
-          <w:rPr>
-            <w:rStyle w:val="Hyperlink"/>
-            <w:rFonts w:ascii="Times New Roman" w:hAnsi="Times New Roman" w:cs="Times New Roman"/>
-            <w:noProof/>
-            <w:lang w:val="pt-BR" w:bidi="pt-BR"/>
-          </w:rPr>
-          <w:t>r/blog/pensadores/50-frases-de-ayn-rand/</w:t>
+          <w:t>https://www.institutoliberal.org.b]r/blog/pensadores/50-frases-de-ayn-rand/</w:t>
         </w:r>
       </w:hyperlink>
       <w:r>
@@ -14349,7 +14589,15 @@
           <w:noProof/>
           <w:lang w:val="pt-BR" w:bidi="pt-BR"/>
         </w:rPr>
-        <w:t xml:space="preserve"> .  Acesso em: 15 out. 2026. </w:t>
+        <w:t xml:space="preserve"> .  </w:t>
+      </w:r>
+      <w:r>
+        <w:rPr>
+          <w:rFonts w:ascii="Times New Roman" w:hAnsi="Times New Roman" w:cs="Times New Roman"/>
+          <w:noProof/>
+          <w:lang w:val="en-US" w:bidi="pt-BR"/>
+        </w:rPr>
+        <w:t xml:space="preserve">Acesso em: 15 out. 2026. </w:t>
       </w:r>
     </w:p>
     <w:p>
@@ -14741,6 +14989,7 @@
           <w:noProof/>
           <w:lang w:val="pt-BR" w:bidi="pt-BR"/>
         </w:rPr>
+        <w:lastRenderedPageBreak/>
         <w:t xml:space="preserve">APÊNDICE </w:t>
       </w:r>
       <w:r>
@@ -14904,7 +15153,6 @@
           <w:noProof/>
           <w:lang w:val="pt-BR" w:bidi="pt-BR"/>
         </w:rPr>
-        <w:lastRenderedPageBreak/>
         <w:drawing>
           <wp:inline distT="0" distB="0" distL="0" distR="0" wp14:anchorId="4A2988FB" wp14:editId="08142821">
             <wp:extent cx="5476875" cy="4114372"/>
@@ -14984,6 +15232,7 @@
           <w:noProof/>
           <w:lang w:val="pt-BR" w:bidi="pt-BR"/>
         </w:rPr>
+        <w:lastRenderedPageBreak/>
         <w:t xml:space="preserve">APÊNDICE </w:t>
       </w:r>
       <w:r>
@@ -15026,7 +15275,6 @@
           <w:noProof/>
           <w:lang w:val="pt-BR" w:bidi="pt-BR"/>
         </w:rPr>
-        <w:lastRenderedPageBreak/>
         <w:drawing>
           <wp:inline distT="0" distB="0" distL="0" distR="0" wp14:anchorId="04360E22" wp14:editId="26E7F8B1">
             <wp:extent cx="4931415" cy="5981700"/>
@@ -15197,6 +15445,7 @@
           <w:noProof/>
           <w:lang w:val="pt-BR" w:bidi="pt-BR"/>
         </w:rPr>
+        <w:lastRenderedPageBreak/>
         <w:t xml:space="preserve">APÊNDICE </w:t>
       </w:r>
       <w:r>
@@ -15235,7 +15484,6 @@
           <w:noProof/>
           <w:lang w:val="pt-BR" w:bidi="pt-BR"/>
         </w:rPr>
-        <w:lastRenderedPageBreak/>
         <w:drawing>
           <wp:inline distT="0" distB="0" distL="0" distR="0" wp14:anchorId="5E1A0DAC" wp14:editId="36EC65C9">
             <wp:extent cx="4781550" cy="3683635"/>
@@ -15287,12 +15535,8 @@
       </w:r>
     </w:p>
     <w:sectPr>
-      <w:headerReference w:type="even" r:id="rId22"/>
-      <w:headerReference w:type="default" r:id="rId23"/>
-      <w:footerReference w:type="even" r:id="rId24"/>
-      <w:footerReference w:type="default" r:id="rId25"/>
-      <w:headerReference w:type="first" r:id="rId26"/>
-      <w:footerReference w:type="first" r:id="rId27"/>
+      <w:headerReference w:type="default" r:id="rId22"/>
+      <w:footerReference w:type="default" r:id="rId23"/>
       <w:pgSz w:w="11906" w:h="16838" w:code="9"/>
       <w:pgMar w:top="1440" w:right="1440" w:bottom="1134" w:left="1440" w:header="288" w:footer="458" w:gutter="0"/>
       <w:pgNumType w:start="0"/>
@@ -15333,16 +15577,6 @@
   <w:p>
     <w:pPr>
       <w:pStyle w:val="Rodap"/>
-    </w:pPr>
-  </w:p>
-</w:ftr>
-</file>
-
-<file path=word/footer2.xml><?xml version="1.0" encoding="utf-8"?>
-<w:ftr xmlns:wpc="http://schemas.microsoft.com/office/word/2010/wordprocessingCanvas" xmlns:cx="http://schemas.microsoft.com/office/drawing/2014/chartex" xmlns:cx1="http://schemas.microsoft.com/office/drawing/2015/9/8/chartex" xmlns:cx2="http://schemas.microsoft.com/office/drawing/2015/10/21/chartex" xmlns:cx3="http://schemas.microsoft.com/office/drawing/2016/5/9/chartex" xmlns:cx4="http://schemas.microsoft.com/office/drawing/2016/5/10/chartex" xmlns:cx5="http://schemas.microsoft.com/office/drawing/2016/5/11/chartex" xmlns:cx6="http://schemas.microsoft.com/office/drawing/2016/5/12/chartex" xmlns:cx7="http://schemas.microsoft.com/office/drawing/2016/5/13/chartex" xmlns:cx8="http://schemas.microsoft.com/office/drawing/2016/5/14/chartex" xmlns:mc="http://schemas.openxmlformats.org/markup-compatibility/2006" xmlns:aink="http://schemas.microsoft.com/office/drawing/2016/ink" xmlns:am3d="http://schemas.microsoft.com/office/drawing/2017/model3d" xmlns:o="urn:schemas-microsoft-com:office:office" xmlns:oel="http://schemas.microsoft.com/office/2019/extlst" xmlns:r="http://schemas.openxmlformats.org/officeDocument/2006/relationships" xmlns:m="http://schemas.openxmlformats.org/officeDocument/2006/math" xmlns:v="urn:schemas-microsoft-com:vml" xmlns:wp14="http://schemas.microsoft.com/office/word/2010/wordprocessingDrawing" xmlns:wp="http://schemas.openxmlformats.org/drawingml/2006/wordprocessingDrawing" xmlns:w10="urn:schemas-microsoft-com:office:word" xmlns:w="http://schemas.openxmlformats.org/wordprocessingml/2006/main" xmlns:w14="http://schemas.microsoft.com/office/word/2010/wordml" xmlns:w15="http://schemas.microsoft.com/office/word/2012/wordml" xmlns:w16cex="http://schemas.microsoft.com/office/word/2018/wordml/cex" xmlns:w16cid="http://schemas.microsoft.com/office/word/2016/wordml/cid" xmlns:w16="http://schemas.microsoft.com/office/word/2018/wordml" xmlns:w16du="http://schemas.microsoft.com/office/word/2023/wordml/word16du" xmlns:w16sdtdh="http://schemas.microsoft.com/office/word/2020/wordml/sdtdatahash" xmlns:w16sdtfl="http://schemas.microsoft.com/office/word/2024/wordml/sdtformatlock" xmlns:w16se="http://schemas.microsoft.com/office/word/2015/wordml/symex" xmlns:wpg="http://schemas.microsoft.com/office/word/2010/wordprocessingGroup" xmlns:wpi="http://schemas.microsoft.com/office/word/2010/wordprocessingInk" xmlns:wne="http://schemas.microsoft.com/office/word/2006/wordml" xmlns:wps="http://schemas.microsoft.com/office/word/2010/wordprocessingShape" mc:Ignorable="w14 w15 w16se w16cid w16 w16cex w16sdtdh w16sdtfl w16du wp14">
-  <w:p>
-    <w:pPr>
-      <w:pStyle w:val="Rodap"/>
       <w:pBdr>
         <w:top w:val="single" w:sz="4" w:space="1" w:color="auto"/>
       </w:pBdr>
@@ -15386,16 +15620,6 @@
       </w:rPr>
       <w:t>Disponível em: https://irae-cesar-brandao.github.io/avaliacao_candidatos_eleicao</w:t>
     </w:r>
-  </w:p>
-</w:ftr>
-</file>
-
-<file path=word/footer3.xml><?xml version="1.0" encoding="utf-8"?>
-<w:ftr xmlns:wpc="http://schemas.microsoft.com/office/word/2010/wordprocessingCanvas" xmlns:cx="http://schemas.microsoft.com/office/drawing/2014/chartex" xmlns:cx1="http://schemas.microsoft.com/office/drawing/2015/9/8/chartex" xmlns:cx2="http://schemas.microsoft.com/office/drawing/2015/10/21/chartex" xmlns:cx3="http://schemas.microsoft.com/office/drawing/2016/5/9/chartex" xmlns:cx4="http://schemas.microsoft.com/office/drawing/2016/5/10/chartex" xmlns:cx5="http://schemas.microsoft.com/office/drawing/2016/5/11/chartex" xmlns:cx6="http://schemas.microsoft.com/office/drawing/2016/5/12/chartex" xmlns:cx7="http://schemas.microsoft.com/office/drawing/2016/5/13/chartex" xmlns:cx8="http://schemas.microsoft.com/office/drawing/2016/5/14/chartex" xmlns:mc="http://schemas.openxmlformats.org/markup-compatibility/2006" xmlns:aink="http://schemas.microsoft.com/office/drawing/2016/ink" xmlns:am3d="http://schemas.microsoft.com/office/drawing/2017/model3d" xmlns:o="urn:schemas-microsoft-com:office:office" xmlns:oel="http://schemas.microsoft.com/office/2019/extlst" xmlns:r="http://schemas.openxmlformats.org/officeDocument/2006/relationships" xmlns:m="http://schemas.openxmlformats.org/officeDocument/2006/math" xmlns:v="urn:schemas-microsoft-com:vml" xmlns:wp14="http://schemas.microsoft.com/office/word/2010/wordprocessingDrawing" xmlns:wp="http://schemas.openxmlformats.org/drawingml/2006/wordprocessingDrawing" xmlns:w10="urn:schemas-microsoft-com:office:word" xmlns:w="http://schemas.openxmlformats.org/wordprocessingml/2006/main" xmlns:w14="http://schemas.microsoft.com/office/word/2010/wordml" xmlns:w15="http://schemas.microsoft.com/office/word/2012/wordml" xmlns:w16cex="http://schemas.microsoft.com/office/word/2018/wordml/cex" xmlns:w16cid="http://schemas.microsoft.com/office/word/2016/wordml/cid" xmlns:w16="http://schemas.microsoft.com/office/word/2018/wordml" xmlns:w16du="http://schemas.microsoft.com/office/word/2023/wordml/word16du" xmlns:w16sdtdh="http://schemas.microsoft.com/office/word/2020/wordml/sdtdatahash" xmlns:w16sdtfl="http://schemas.microsoft.com/office/word/2024/wordml/sdtformatlock" xmlns:w16se="http://schemas.microsoft.com/office/word/2015/wordml/symex" xmlns:wpg="http://schemas.microsoft.com/office/word/2010/wordprocessingGroup" xmlns:wpi="http://schemas.microsoft.com/office/word/2010/wordprocessingInk" xmlns:wne="http://schemas.microsoft.com/office/word/2006/wordml" xmlns:wps="http://schemas.microsoft.com/office/word/2010/wordprocessingShape" mc:Ignorable="w14 w15 w16se w16cid w16 w16cex w16sdtdh w16sdtfl w16du wp14">
-  <w:p>
-    <w:pPr>
-      <w:pStyle w:val="Rodap"/>
-    </w:pPr>
   </w:p>
 </w:ftr>
 </file>
@@ -15426,16 +15650,6 @@
 </file>
 
 <file path=word/header1.xml><?xml version="1.0" encoding="utf-8"?>
-<w:hdr xmlns:wpc="http://schemas.microsoft.com/office/word/2010/wordprocessingCanvas" xmlns:cx="http://schemas.microsoft.com/office/drawing/2014/chartex" xmlns:cx1="http://schemas.microsoft.com/office/drawing/2015/9/8/chartex" xmlns:cx2="http://schemas.microsoft.com/office/drawing/2015/10/21/chartex" xmlns:cx3="http://schemas.microsoft.com/office/drawing/2016/5/9/chartex" xmlns:cx4="http://schemas.microsoft.com/office/drawing/2016/5/10/chartex" xmlns:cx5="http://schemas.microsoft.com/office/drawing/2016/5/11/chartex" xmlns:cx6="http://schemas.microsoft.com/office/drawing/2016/5/12/chartex" xmlns:cx7="http://schemas.microsoft.com/office/drawing/2016/5/13/chartex" xmlns:cx8="http://schemas.microsoft.com/office/drawing/2016/5/14/chartex" xmlns:mc="http://schemas.openxmlformats.org/markup-compatibility/2006" xmlns:aink="http://schemas.microsoft.com/office/drawing/2016/ink" xmlns:am3d="http://schemas.microsoft.com/office/drawing/2017/model3d" xmlns:o="urn:schemas-microsoft-com:office:office" xmlns:oel="http://schemas.microsoft.com/office/2019/extlst" xmlns:r="http://schemas.openxmlformats.org/officeDocument/2006/relationships" xmlns:m="http://schemas.openxmlformats.org/officeDocument/2006/math" xmlns:v="urn:schemas-microsoft-com:vml" xmlns:wp14="http://schemas.microsoft.com/office/word/2010/wordprocessingDrawing" xmlns:wp="http://schemas.openxmlformats.org/drawingml/2006/wordprocessingDrawing" xmlns:w10="urn:schemas-microsoft-com:office:word" xmlns:w="http://schemas.openxmlformats.org/wordprocessingml/2006/main" xmlns:w14="http://schemas.microsoft.com/office/word/2010/wordml" xmlns:w15="http://schemas.microsoft.com/office/word/2012/wordml" xmlns:w16cex="http://schemas.microsoft.com/office/word/2018/wordml/cex" xmlns:w16cid="http://schemas.microsoft.com/office/word/2016/wordml/cid" xmlns:w16="http://schemas.microsoft.com/office/word/2018/wordml" xmlns:w16du="http://schemas.microsoft.com/office/word/2023/wordml/word16du" xmlns:w16sdtdh="http://schemas.microsoft.com/office/word/2020/wordml/sdtdatahash" xmlns:w16sdtfl="http://schemas.microsoft.com/office/word/2024/wordml/sdtformatlock" xmlns:w16se="http://schemas.microsoft.com/office/word/2015/wordml/symex" xmlns:wpg="http://schemas.microsoft.com/office/word/2010/wordprocessingGroup" xmlns:wpi="http://schemas.microsoft.com/office/word/2010/wordprocessingInk" xmlns:wne="http://schemas.microsoft.com/office/word/2006/wordml" xmlns:wps="http://schemas.microsoft.com/office/word/2010/wordprocessingShape" mc:Ignorable="w14 w15 w16se w16cid w16 w16cex w16sdtdh w16sdtfl w16du wp14">
-  <w:p>
-    <w:pPr>
-      <w:pStyle w:val="Cabealho"/>
-    </w:pPr>
-  </w:p>
-</w:hdr>
-</file>
-
-<file path=word/header2.xml><?xml version="1.0" encoding="utf-8"?>
 <w:hdr xmlns:wpc="http://schemas.microsoft.com/office/word/2010/wordprocessingCanvas" xmlns:cx="http://schemas.microsoft.com/office/drawing/2014/chartex" xmlns:cx1="http://schemas.microsoft.com/office/drawing/2015/9/8/chartex" xmlns:cx2="http://schemas.microsoft.com/office/drawing/2015/10/21/chartex" xmlns:cx3="http://schemas.microsoft.com/office/drawing/2016/5/9/chartex" xmlns:cx4="http://schemas.microsoft.com/office/drawing/2016/5/10/chartex" xmlns:cx5="http://schemas.microsoft.com/office/drawing/2016/5/11/chartex" xmlns:cx6="http://schemas.microsoft.com/office/drawing/2016/5/12/chartex" xmlns:cx7="http://schemas.microsoft.com/office/drawing/2016/5/13/chartex" xmlns:cx8="http://schemas.microsoft.com/office/drawing/2016/5/14/chartex" xmlns:mc="http://schemas.openxmlformats.org/markup-compatibility/2006" xmlns:aink="http://schemas.microsoft.com/office/drawing/2016/ink" xmlns:am3d="http://schemas.microsoft.com/office/drawing/2017/model3d" xmlns:o="urn:schemas-microsoft-com:office:office" xmlns:oel="http://schemas.microsoft.com/office/2019/extlst" xmlns:r="http://schemas.openxmlformats.org/officeDocument/2006/relationships" xmlns:m="http://schemas.openxmlformats.org/officeDocument/2006/math" xmlns:v="urn:schemas-microsoft-com:vml" xmlns:wp14="http://schemas.microsoft.com/office/word/2010/wordprocessingDrawing" xmlns:wp="http://schemas.openxmlformats.org/drawingml/2006/wordprocessingDrawing" xmlns:w10="urn:schemas-microsoft-com:office:word" xmlns:w="http://schemas.openxmlformats.org/wordprocessingml/2006/main" xmlns:w14="http://schemas.microsoft.com/office/word/2010/wordml" xmlns:w15="http://schemas.microsoft.com/office/word/2012/wordml" xmlns:w16cex="http://schemas.microsoft.com/office/word/2018/wordml/cex" xmlns:w16cid="http://schemas.microsoft.com/office/word/2016/wordml/cid" xmlns:w16="http://schemas.microsoft.com/office/word/2018/wordml" xmlns:w16du="http://schemas.microsoft.com/office/word/2023/wordml/word16du" xmlns:w16sdtdh="http://schemas.microsoft.com/office/word/2020/wordml/sdtdatahash" xmlns:w16sdtfl="http://schemas.microsoft.com/office/word/2024/wordml/sdtformatlock" xmlns:w16se="http://schemas.microsoft.com/office/word/2015/wordml/symex" xmlns:wpg="http://schemas.microsoft.com/office/word/2010/wordprocessingGroup" xmlns:wpi="http://schemas.microsoft.com/office/word/2010/wordprocessingInk" xmlns:wne="http://schemas.microsoft.com/office/word/2006/wordml" xmlns:wps="http://schemas.microsoft.com/office/word/2010/wordprocessingShape" mc:Ignorable="w14 w15 w16se w16cid w16 w16cex w16sdtdh w16sdtfl w16du wp14">
   <w:sdt>
     <w:sdtPr>
@@ -15445,6 +15659,7 @@
         <w:docPartUnique/>
       </w:docPartObj>
     </w:sdtPr>
+    <w:sdtEndPr/>
     <w:sdtContent>
       <w:p>
         <w:pPr>
@@ -15463,22 +15678,7 @@
             <w:szCs w:val="18"/>
             <w:lang w:val="pt-BR" w:bidi="pt-BR"/>
           </w:rPr>
-          <w:t>Sistema Avaliativo de Candidatos e Pesquisa</w:t>
-        </w:r>
-        <w:r>
-          <w:rPr>
-            <w:rFonts w:ascii="Times New Roman" w:hAnsi="Times New Roman" w:cs="Times New Roman"/>
-            <w:b/>
-            <w:bCs/>
-            <w:i/>
-            <w:iCs/>
-            <w:noProof/>
-            <w:color w:val="A6A6A6" w:themeColor="background1" w:themeShade="A6"/>
-            <w:sz w:val="18"/>
-            <w:szCs w:val="18"/>
-            <w:lang w:val="pt-BR" w:bidi="pt-BR"/>
-          </w:rPr>
-          <w:t xml:space="preserve">                                                                                      </w:t>
+          <w:t xml:space="preserve">Sistema Avaliativo de Candidatos e Pesquisa                                                                                      </w:t>
         </w:r>
         <w:r>
           <w:rPr>
@@ -15519,16 +15719,6 @@
       </w:p>
     </w:sdtContent>
   </w:sdt>
-</w:hdr>
-</file>
-
-<file path=word/header3.xml><?xml version="1.0" encoding="utf-8"?>
-<w:hdr xmlns:wpc="http://schemas.microsoft.com/office/word/2010/wordprocessingCanvas" xmlns:cx="http://schemas.microsoft.com/office/drawing/2014/chartex" xmlns:cx1="http://schemas.microsoft.com/office/drawing/2015/9/8/chartex" xmlns:cx2="http://schemas.microsoft.com/office/drawing/2015/10/21/chartex" xmlns:cx3="http://schemas.microsoft.com/office/drawing/2016/5/9/chartex" xmlns:cx4="http://schemas.microsoft.com/office/drawing/2016/5/10/chartex" xmlns:cx5="http://schemas.microsoft.com/office/drawing/2016/5/11/chartex" xmlns:cx6="http://schemas.microsoft.com/office/drawing/2016/5/12/chartex" xmlns:cx7="http://schemas.microsoft.com/office/drawing/2016/5/13/chartex" xmlns:cx8="http://schemas.microsoft.com/office/drawing/2016/5/14/chartex" xmlns:mc="http://schemas.openxmlformats.org/markup-compatibility/2006" xmlns:aink="http://schemas.microsoft.com/office/drawing/2016/ink" xmlns:am3d="http://schemas.microsoft.com/office/drawing/2017/model3d" xmlns:o="urn:schemas-microsoft-com:office:office" xmlns:oel="http://schemas.microsoft.com/office/2019/extlst" xmlns:r="http://schemas.openxmlformats.org/officeDocument/2006/relationships" xmlns:m="http://schemas.openxmlformats.org/officeDocument/2006/math" xmlns:v="urn:schemas-microsoft-com:vml" xmlns:wp14="http://schemas.microsoft.com/office/word/2010/wordprocessingDrawing" xmlns:wp="http://schemas.openxmlformats.org/drawingml/2006/wordprocessingDrawing" xmlns:w10="urn:schemas-microsoft-com:office:word" xmlns:w="http://schemas.openxmlformats.org/wordprocessingml/2006/main" xmlns:w14="http://schemas.microsoft.com/office/word/2010/wordml" xmlns:w15="http://schemas.microsoft.com/office/word/2012/wordml" xmlns:w16cex="http://schemas.microsoft.com/office/word/2018/wordml/cex" xmlns:w16cid="http://schemas.microsoft.com/office/word/2016/wordml/cid" xmlns:w16="http://schemas.microsoft.com/office/word/2018/wordml" xmlns:w16du="http://schemas.microsoft.com/office/word/2023/wordml/word16du" xmlns:w16sdtdh="http://schemas.microsoft.com/office/word/2020/wordml/sdtdatahash" xmlns:w16sdtfl="http://schemas.microsoft.com/office/word/2024/wordml/sdtformatlock" xmlns:w16se="http://schemas.microsoft.com/office/word/2015/wordml/symex" xmlns:wpg="http://schemas.microsoft.com/office/word/2010/wordprocessingGroup" xmlns:wpi="http://schemas.microsoft.com/office/word/2010/wordprocessingInk" xmlns:wne="http://schemas.microsoft.com/office/word/2006/wordml" xmlns:wps="http://schemas.microsoft.com/office/word/2010/wordprocessingShape" mc:Ignorable="w14 w15 w16se w16cid w16 w16cex w16sdtdh w16sdtfl w16du wp14">
-  <w:p>
-    <w:pPr>
-      <w:pStyle w:val="Cabealho"/>
-    </w:pPr>
-  </w:p>
 </w:hdr>
 </file>
 
@@ -18737,6 +18927,7 @@
   <w:style w:type="character" w:default="1" w:styleId="Fontepargpadro">
     <w:name w:val="Default Paragraph Font"/>
     <w:uiPriority w:val="1"/>
+    <w:semiHidden/>
     <w:unhideWhenUsed/>
   </w:style>
   <w:style w:type="table" w:default="1" w:styleId="Tabelanormal">
@@ -43693,6 +43884,15 @@
 </file>
 
 <file path=customXml/item2.xml><?xml version="1.0" encoding="utf-8"?>
+<p:properties xmlns:p="http://schemas.microsoft.com/office/2006/metadata/properties" xmlns:xsi="http://www.w3.org/2001/XMLSchema-instance" xmlns:pc="http://schemas.microsoft.com/office/infopath/2007/PartnerControls">
+  <documentManagement>
+    <Status xmlns="71af3243-3dd4-4a8d-8c0d-dd76da1f02a5">Not started</Status>
+    <MediaServiceKeyPoints xmlns="71af3243-3dd4-4a8d-8c0d-dd76da1f02a5" xsi:nil="true"/>
+  </documentManagement>
+</p:properties>
+</file>
+
+<file path=customXml/item3.xml><?xml version="1.0" encoding="utf-8"?>
 <ct:contentTypeSchema xmlns:ct="http://schemas.microsoft.com/office/2006/metadata/contentType" xmlns:ma="http://schemas.microsoft.com/office/2006/metadata/properties/metaAttributes" ct:_="" ma:_="" ma:contentTypeName="Document" ma:contentTypeID="0x01010079F111ED35F8CC479449609E8A0923A6" ma:contentTypeVersion="12" ma:contentTypeDescription="Create a new document." ma:contentTypeScope="" ma:versionID="a8a52e8c320b9a064ae3583ae3861c92">
   <xsd:schema xmlns:xsd="http://www.w3.org/2001/XMLSchema" xmlns:xs="http://www.w3.org/2001/XMLSchema" xmlns:p="http://schemas.microsoft.com/office/2006/metadata/properties" xmlns:ns2="71af3243-3dd4-4a8d-8c0d-dd76da1f02a5" xmlns:ns3="16c05727-aa75-4e4a-9b5f-8a80a1165891" targetNamespace="http://schemas.microsoft.com/office/2006/metadata/properties" ma:root="true" ma:fieldsID="88020cb39231a0945110f9cd888b521a" ns2:_="" ns3:_="">
     <xsd:import namespace="71af3243-3dd4-4a8d-8c0d-dd76da1f02a5"/>
@@ -43913,15 +44113,6 @@
 </ct:contentTypeSchema>
 </file>
 
-<file path=customXml/item3.xml><?xml version="1.0" encoding="utf-8"?>
-<p:properties xmlns:p="http://schemas.microsoft.com/office/2006/metadata/properties" xmlns:xsi="http://www.w3.org/2001/XMLSchema-instance" xmlns:pc="http://schemas.microsoft.com/office/infopath/2007/PartnerControls">
-  <documentManagement>
-    <Status xmlns="71af3243-3dd4-4a8d-8c0d-dd76da1f02a5">Not started</Status>
-    <MediaServiceKeyPoints xmlns="71af3243-3dd4-4a8d-8c0d-dd76da1f02a5" xsi:nil="true"/>
-  </documentManagement>
-</p:properties>
-</file>
-
 <file path=customXml/itemProps1.xml><?xml version="1.0" encoding="utf-8"?>
 <ds:datastoreItem xmlns:ds="http://schemas.openxmlformats.org/officeDocument/2006/customXml" ds:itemID="{7B9FE982-DDF9-4F2B-80C6-E4D44711D042}">
   <ds:schemaRefs>
@@ -43931,6 +44122,16 @@
 </file>
 
 <file path=customXml/itemProps2.xml><?xml version="1.0" encoding="utf-8"?>
+<ds:datastoreItem xmlns:ds="http://schemas.openxmlformats.org/officeDocument/2006/customXml" ds:itemID="{4CF6AFD9-3CE3-4EEA-B705-82EE1111B485}">
+  <ds:schemaRefs>
+    <ds:schemaRef ds:uri="http://schemas.microsoft.com/office/2006/metadata/properties"/>
+    <ds:schemaRef ds:uri="http://schemas.microsoft.com/office/infopath/2007/PartnerControls"/>
+    <ds:schemaRef ds:uri="71af3243-3dd4-4a8d-8c0d-dd76da1f02a5"/>
+  </ds:schemaRefs>
+</ds:datastoreItem>
+</file>
+
+<file path=customXml/itemProps3.xml><?xml version="1.0" encoding="utf-8"?>
 <ds:datastoreItem xmlns:ds="http://schemas.openxmlformats.org/officeDocument/2006/customXml" ds:itemID="{71F0F5CC-BEDC-4A29-93D8-84A715276015}">
   <ds:schemaRefs>
     <ds:schemaRef ds:uri="http://schemas.microsoft.com/office/2006/metadata/contentType"/>
@@ -43947,14 +44148,4 @@
     <ds:schemaRef ds:uri="http://schemas.microsoft.com/internal/obd"/>
   </ds:schemaRefs>
 </ds:datastoreItem>
-</file>
-
-<file path=customXml/itemProps3.xml><?xml version="1.0" encoding="utf-8"?>
-<ds:datastoreItem xmlns:ds="http://schemas.openxmlformats.org/officeDocument/2006/customXml" ds:itemID="{4CF6AFD9-3CE3-4EEA-B705-82EE1111B485}">
-  <ds:schemaRefs>
-    <ds:schemaRef ds:uri="http://schemas.microsoft.com/office/2006/metadata/properties"/>
-    <ds:schemaRef ds:uri="http://schemas.microsoft.com/office/infopath/2007/PartnerControls"/>
-    <ds:schemaRef ds:uri="71af3243-3dd4-4a8d-8c0d-dd76da1f02a5"/>
-  </ds:schemaRefs>
-</ds:datastoreItem>
 </file>
--- a/RELATÓRIO TÉCNICO DE DESENVOLVIMENTO.docx
+++ b/RELATÓRIO TÉCNICO DE DESENVOLVIMENTO.docx
@@ -239,55 +239,7 @@
           <w:noProof/>
           <w:lang w:val="pt-BR" w:bidi="pt-BR"/>
         </w:rPr>
-        <w:t>, uma aplicação desenvolvida em HTML, JavaScript e tecnologias web associadas, destinada a organizar pesquisas, registrar fontes de informação, classificar evidências e permitir a comparação estruturada de registros referentes a candidatos.</w:t>
-      </w:r>
-      <w:r>
-        <w:rPr>
-          <w:rFonts w:ascii="Times New Roman" w:hAnsi="Times New Roman" w:cs="Times New Roman"/>
-          <w:noProof/>
-          <w:lang w:val="pt-BR" w:bidi="pt-BR"/>
-        </w:rPr>
-        <w:t xml:space="preserve"> </w:t>
-      </w:r>
-      <w:r>
-        <w:rPr>
-          <w:rFonts w:ascii="Times New Roman" w:hAnsi="Times New Roman" w:cs="Times New Roman"/>
-          <w:noProof/>
-          <w:lang w:val="pt-BR" w:bidi="pt-BR"/>
-        </w:rPr>
-        <w:t>O projeto foi concebido com a finalidade de estruturar um procedimento de análise que ultrapasse a simples reunião de notícias ou opiniões. A proposta considera a necessidade de registrar os temas pesquisados, os critérios de busca, as fontes consultadas, a natureza das evidências encontradas e os limites das interpretações realizadas.</w:t>
-      </w:r>
-      <w:r>
-        <w:rPr>
-          <w:rFonts w:ascii="Times New Roman" w:hAnsi="Times New Roman" w:cs="Times New Roman"/>
-          <w:noProof/>
-          <w:lang w:val="pt-BR" w:bidi="pt-BR"/>
-        </w:rPr>
-        <w:t xml:space="preserve"> </w:t>
-      </w:r>
-      <w:r>
-        <w:rPr>
-          <w:rFonts w:ascii="Times New Roman" w:hAnsi="Times New Roman" w:cs="Times New Roman"/>
-          <w:noProof/>
-          <w:lang w:val="pt-BR" w:bidi="pt-BR"/>
-        </w:rPr>
-        <w:t>A documentação contempla a concepção inicial, a organização dos componentes, a formulação de parâmetros de avaliação, a proposta de testes funcionais e metodológicos, os cuidados com a proteção de dados e as possibilidades de aperfeiçoamento.</w:t>
-      </w:r>
-      <w:r>
-        <w:rPr>
-          <w:rFonts w:ascii="Times New Roman" w:hAnsi="Times New Roman" w:cs="Times New Roman"/>
-          <w:noProof/>
-          <w:lang w:val="pt-BR" w:bidi="pt-BR"/>
-        </w:rPr>
-        <w:t xml:space="preserve"> </w:t>
-      </w:r>
-      <w:r>
-        <w:rPr>
-          <w:rFonts w:ascii="Times New Roman" w:hAnsi="Times New Roman" w:cs="Times New Roman"/>
-          <w:noProof/>
-          <w:lang w:val="pt-BR" w:bidi="pt-BR"/>
-        </w:rPr>
-        <w:t>O sistema possui caráter experimental e metodológico. Seus resultados dependem da qualidade das fontes, da aplicação consistente dos critérios e da revisão humana. A ferramenta não constitui, por si só, instrumento científico validado para determinar a honestidade, a ética, a personalidade ou a capacidade de qualquer candidato.</w:t>
+        <w:t>, uma aplicação desenvolvida em HTML, JavaScript e tecnologias web associadas, destinada a organizar pesquisas, registrar fontes de informação, classificar evidências e permitir a comparação estruturada de registros referentes a candidatos. O projeto foi concebido com a finalidade de estruturar um procedimento de análise que ultrapasse a simples reunião de notícias ou opiniões. A proposta considera a necessidade de registrar os temas pesquisados, os critérios de busca, as fontes consultadas, a natureza das evidências encontradas e os limites das interpretações realizadas. A documentação contempla a concepção inicial, a organização dos componentes, a formulação de parâmetros de avaliação, a proposta de testes funcionais e metodológicos, os cuidados com a proteção de dados e as possibilidades de aperfeiçoamento. O sistema possui caráter experimental e metodológico. Seus resultados dependem da qualidade das fontes, da aplicação consistente dos critérios e da revisão humana. A ferramenta não constitui, por si só, instrumento científico validado para determinar a honestidade, a ética, a personalidade ou a capacidade de qualquer candidato.</w:t>
       </w:r>
     </w:p>
     <w:p>
@@ -371,12 +323,14 @@
         <w:ind w:firstLine="709"/>
         <w:jc w:val="both"/>
         <w:rPr>
-          <w:noProof/>
-          <w:lang w:val="pt-BR" w:bidi="pt-BR"/>
-        </w:rPr>
-      </w:pPr>
-      <w:r>
-        <w:rPr>
+          <w:rFonts w:ascii="Times New Roman" w:hAnsi="Times New Roman" w:cs="Times New Roman"/>
+          <w:noProof/>
+          <w:lang w:val="pt-BR" w:bidi="pt-BR"/>
+        </w:rPr>
+      </w:pPr>
+      <w:r>
+        <w:rPr>
+          <w:rFonts w:ascii="Times New Roman" w:hAnsi="Times New Roman" w:cs="Times New Roman"/>
           <w:noProof/>
           <w:lang w:val="pt-BR" w:bidi="pt-BR"/>
         </w:rPr>
@@ -399,7 +353,23 @@
           <w:noProof/>
           <w:lang w:val="pt-BR" w:bidi="pt-BR"/>
         </w:rPr>
-        <w:t xml:space="preserve">Nesse contexto, foi proposta a elaboração do </w:t>
+        <w:t>Nesse</w:t>
+      </w:r>
+      <w:r>
+        <w:rPr>
+          <w:rFonts w:ascii="Times New Roman" w:hAnsi="Times New Roman" w:cs="Times New Roman"/>
+          <w:noProof/>
+          <w:lang w:val="pt-BR" w:bidi="pt-BR"/>
+        </w:rPr>
+        <w:t xml:space="preserve"> cenário</w:t>
+      </w:r>
+      <w:r>
+        <w:rPr>
+          <w:rFonts w:ascii="Times New Roman" w:hAnsi="Times New Roman" w:cs="Times New Roman"/>
+          <w:noProof/>
+          <w:lang w:val="pt-BR" w:bidi="pt-BR"/>
+        </w:rPr>
+        <w:t xml:space="preserve">, foi proposta a elaboração do </w:t>
       </w:r>
       <w:r>
         <w:rPr>
@@ -436,7 +406,15 @@
           <w:noProof/>
           <w:lang w:val="pt-BR" w:bidi="pt-BR"/>
         </w:rPr>
-        <w:t>A ideia central consiste em criar um ambiente no qual cada pesquisa possa ser identificada, documentada e examinada por meio de parâmetros comuns. A intenção é reduzir a dependência de impressões isoladas e estimular uma análise baseada em evidências identificáveis, com registro de limitações, contrapontos e níveis de confiabilidade.</w:t>
+        <w:t>A ideia central consiste em criar um ambiente no qual cada pesquisa possa ser identificada, documentada e examinada por meio de parâmetros comuns. A intenção é reduzir a dependência de impressões isoladas e estimular uma análise baseada em evidências identificáveis, com registro de limitações, contrapontos e níveis de confiabilidade</w:t>
+      </w:r>
+      <w:r>
+        <w:rPr>
+          <w:rFonts w:ascii="Times New Roman" w:hAnsi="Times New Roman" w:cs="Times New Roman"/>
+          <w:noProof/>
+          <w:lang w:val="pt-BR" w:bidi="pt-BR"/>
+        </w:rPr>
+        <w:t xml:space="preserve"> (BRASIL, 1988).</w:t>
       </w:r>
     </w:p>
     <w:p>
@@ -1227,7 +1205,7 @@
           <w:noProof/>
           <w:lang w:val="pt-BR" w:bidi="pt-BR"/>
         </w:rPr>
-        <w:t>c) Avaliação:</w:t>
+        <w:t>Avaliação:</w:t>
       </w:r>
       <w:r>
         <w:rPr>
@@ -1254,7 +1232,15 @@
           <w:noProof/>
           <w:lang w:val="pt-BR" w:bidi="pt-BR"/>
         </w:rPr>
-        <w:t>Essa separação é importante porque uma quantidade elevada de resultados não significa necessariamente maior desempenho, maior confiabilidade ou melhor conduta de um candidato. Da mesma forma, a ausência de registros negativos não prova que determinada pessoa não tenha cometido irregularidades, assim como a ausência de registros positivos não demonstra incompetência ou má conduta.</w:t>
+        <w:t>Essa separação é importante porque uma quantidade elevada de resultados não significa necessariamente maior desempenho, maior confiabilidade ou melhor conduta de um candidato. Da mesma forma, a ausência de registros negativos não prova que determinada pessoa não tenha cometido irregularidades, assim como a ausência de registros positivos não demonstra incompetência ou má conduta</w:t>
+      </w:r>
+      <w:r>
+        <w:rPr>
+          <w:rFonts w:ascii="Times New Roman" w:hAnsi="Times New Roman" w:cs="Times New Roman"/>
+          <w:noProof/>
+          <w:lang w:val="pt-BR" w:bidi="pt-BR"/>
+        </w:rPr>
+        <w:t xml:space="preserve"> considerando os princípiios éticos (UNESCO, 2005). </w:t>
       </w:r>
     </w:p>
     <w:p>
@@ -2389,7 +2375,23 @@
           <w:noProof/>
           <w:lang w:val="pt-BR" w:bidi="pt-BR"/>
         </w:rPr>
-        <w:t xml:space="preserve"> categoria conceitual que procura reunir aspectos relacionados à ética, à honestidade e à cidadania.</w:t>
+        <w:t xml:space="preserve"> categoria conceitual que procura reunir aspectos relacionados à ética, à honestidade e à cidadania</w:t>
+      </w:r>
+      <w:r>
+        <w:rPr>
+          <w:rFonts w:ascii="Times New Roman" w:hAnsi="Times New Roman" w:cs="Times New Roman"/>
+          <w:noProof/>
+          <w:lang w:val="pt-BR" w:bidi="pt-BR"/>
+        </w:rPr>
+        <w:t xml:space="preserve"> (BRASIL, 1997)</w:t>
+      </w:r>
+      <w:r>
+        <w:rPr>
+          <w:rFonts w:ascii="Times New Roman" w:hAnsi="Times New Roman" w:cs="Times New Roman"/>
+          <w:noProof/>
+          <w:lang w:val="pt-BR" w:bidi="pt-BR"/>
+        </w:rPr>
+        <w:t>.</w:t>
       </w:r>
     </w:p>
     <w:p>
@@ -2811,7 +2813,15 @@
           <w:noProof/>
           <w:lang w:val="pt-BR" w:bidi="pt-BR"/>
         </w:rPr>
-        <w:t>A documentação conceitual do sistema prevê o emprego de fatores numéricos para organizar a importância relativa das evidências elegíveis.</w:t>
+        <w:t>A documentação conceitual do sistema prevê o emprego de fatores numéricos para organizar a importância relativa das evidências elegíveis</w:t>
+      </w:r>
+      <w:r>
+        <w:rPr>
+          <w:rFonts w:ascii="Times New Roman" w:hAnsi="Times New Roman" w:cs="Times New Roman"/>
+          <w:noProof/>
+          <w:lang w:val="pt-BR" w:bidi="pt-BR"/>
+        </w:rPr>
+        <w:t xml:space="preserve"> (BRANDÃO, 2026). </w:t>
       </w:r>
     </w:p>
     <w:p>
@@ -4718,7 +4728,6 @@
               <w:top w:val="single" w:sz="4" w:space="0" w:color="auto"/>
               <w:bottom w:val="single" w:sz="4" w:space="0" w:color="auto"/>
             </w:tcBorders>
-            <w:shd w:val="clear" w:color="auto" w:fill="F2F2F2" w:themeFill="background1" w:themeFillShade="F2"/>
             <w:vAlign w:val="center"/>
             <w:hideMark/>
           </w:tcPr>
@@ -4751,7 +4760,6 @@
               <w:top w:val="single" w:sz="4" w:space="0" w:color="auto"/>
               <w:bottom w:val="single" w:sz="4" w:space="0" w:color="auto"/>
             </w:tcBorders>
-            <w:shd w:val="clear" w:color="auto" w:fill="F2F2F2" w:themeFill="background1" w:themeFillShade="F2"/>
             <w:vAlign w:val="center"/>
             <w:hideMark/>
           </w:tcPr>
@@ -4784,7 +4792,6 @@
               <w:top w:val="single" w:sz="4" w:space="0" w:color="auto"/>
               <w:bottom w:val="single" w:sz="4" w:space="0" w:color="auto"/>
             </w:tcBorders>
-            <w:shd w:val="clear" w:color="auto" w:fill="F2F2F2" w:themeFill="background1" w:themeFillShade="F2"/>
             <w:vAlign w:val="center"/>
             <w:hideMark/>
           </w:tcPr>
@@ -5383,19 +5390,7 @@
           <w:szCs w:val="20"/>
           <w:lang w:val="pt-BR" w:bidi="pt-BR"/>
         </w:rPr>
-        <w:t xml:space="preserve">                                              </w:t>
-      </w:r>
-      <w:r>
-        <w:rPr>
-          <w:rFonts w:ascii="Times New Roman" w:hAnsi="Times New Roman" w:cs="Times New Roman"/>
-          <w:b/>
-          <w:bCs/>
-          <w:noProof/>
-          <w:sz w:val="20"/>
-          <w:szCs w:val="20"/>
-          <w:lang w:val="pt-BR" w:bidi="pt-BR"/>
-        </w:rPr>
-        <w:t xml:space="preserve">Fonte: </w:t>
+        <w:t xml:space="preserve">                                              Fonte: </w:t>
       </w:r>
       <w:r>
         <w:rPr>
@@ -6501,15 +6496,39 @@
           <w:noProof/>
           <w:lang w:val="pt-BR" w:bidi="pt-BR"/>
         </w:rPr>
-        <w:t xml:space="preserve"> </w:t>
-      </w:r>
-      <w:r>
-        <w:rPr>
-          <w:rFonts w:ascii="Times New Roman" w:hAnsi="Times New Roman" w:cs="Times New Roman"/>
-          <w:noProof/>
-          <w:lang w:val="pt-BR" w:bidi="pt-BR"/>
-        </w:rPr>
-        <w:t>Cronograma cronológico simulado — 1º A 16 de outubro de 2026</w:t>
+        <w:t xml:space="preserve"> Cronograma cronológico simulado — </w:t>
+      </w:r>
+      <w:r>
+        <w:rPr>
+          <w:rFonts w:ascii="Times New Roman" w:hAnsi="Times New Roman" w:cs="Times New Roman"/>
+          <w:noProof/>
+          <w:lang w:val="pt-BR" w:bidi="pt-BR"/>
+        </w:rPr>
+        <w:t>15</w:t>
+      </w:r>
+      <w:r>
+        <w:rPr>
+          <w:rFonts w:ascii="Times New Roman" w:hAnsi="Times New Roman" w:cs="Times New Roman"/>
+          <w:noProof/>
+          <w:lang w:val="pt-BR" w:bidi="pt-BR"/>
+        </w:rPr>
+        <w:t xml:space="preserve"> A 1</w:t>
+      </w:r>
+      <w:r>
+        <w:rPr>
+          <w:rFonts w:ascii="Times New Roman" w:hAnsi="Times New Roman" w:cs="Times New Roman"/>
+          <w:noProof/>
+          <w:lang w:val="pt-BR" w:bidi="pt-BR"/>
+        </w:rPr>
+        <w:t>7</w:t>
+      </w:r>
+      <w:r>
+        <w:rPr>
+          <w:rFonts w:ascii="Times New Roman" w:hAnsi="Times New Roman" w:cs="Times New Roman"/>
+          <w:noProof/>
+          <w:lang w:val="pt-BR" w:bidi="pt-BR"/>
+        </w:rPr>
+        <w:t xml:space="preserve"> de outubro de 2026</w:t>
       </w:r>
     </w:p>
     <w:tbl>
@@ -6542,7 +6561,6 @@
               <w:top w:val="single" w:sz="4" w:space="0" w:color="auto"/>
               <w:bottom w:val="single" w:sz="4" w:space="0" w:color="auto"/>
             </w:tcBorders>
-            <w:shd w:val="clear" w:color="auto" w:fill="F2F2F2" w:themeFill="background1" w:themeFillShade="F2"/>
             <w:vAlign w:val="center"/>
             <w:hideMark/>
           </w:tcPr>
@@ -6575,7 +6593,6 @@
               <w:top w:val="single" w:sz="4" w:space="0" w:color="auto"/>
               <w:bottom w:val="single" w:sz="4" w:space="0" w:color="auto"/>
             </w:tcBorders>
-            <w:shd w:val="clear" w:color="auto" w:fill="F2F2F2" w:themeFill="background1" w:themeFillShade="F2"/>
             <w:vAlign w:val="center"/>
             <w:hideMark/>
           </w:tcPr>
@@ -6608,7 +6625,6 @@
               <w:top w:val="single" w:sz="4" w:space="0" w:color="auto"/>
               <w:bottom w:val="single" w:sz="4" w:space="0" w:color="auto"/>
             </w:tcBorders>
-            <w:shd w:val="clear" w:color="auto" w:fill="F2F2F2" w:themeFill="background1" w:themeFillShade="F2"/>
             <w:vAlign w:val="center"/>
             <w:hideMark/>
           </w:tcPr>
@@ -6641,7 +6657,6 @@
               <w:top w:val="single" w:sz="4" w:space="0" w:color="auto"/>
               <w:bottom w:val="single" w:sz="4" w:space="0" w:color="auto"/>
             </w:tcBorders>
-            <w:shd w:val="clear" w:color="auto" w:fill="F2F2F2" w:themeFill="background1" w:themeFillShade="F2"/>
             <w:vAlign w:val="center"/>
             <w:hideMark/>
           </w:tcPr>
@@ -6674,7 +6689,6 @@
               <w:top w:val="single" w:sz="4" w:space="0" w:color="auto"/>
               <w:bottom w:val="single" w:sz="4" w:space="0" w:color="auto"/>
             </w:tcBorders>
-            <w:shd w:val="clear" w:color="auto" w:fill="F2F2F2" w:themeFill="background1" w:themeFillShade="F2"/>
             <w:vAlign w:val="center"/>
             <w:hideMark/>
           </w:tcPr>
@@ -7776,7 +7790,6 @@
               <w:top w:val="single" w:sz="4" w:space="0" w:color="auto"/>
               <w:bottom w:val="single" w:sz="4" w:space="0" w:color="auto"/>
             </w:tcBorders>
-            <w:shd w:val="clear" w:color="auto" w:fill="F2F2F2" w:themeFill="background1" w:themeFillShade="F2"/>
             <w:vAlign w:val="center"/>
             <w:hideMark/>
           </w:tcPr>
@@ -7810,7 +7823,6 @@
               <w:top w:val="single" w:sz="4" w:space="0" w:color="auto"/>
               <w:bottom w:val="single" w:sz="4" w:space="0" w:color="auto"/>
             </w:tcBorders>
-            <w:shd w:val="clear" w:color="auto" w:fill="F2F2F2" w:themeFill="background1" w:themeFillShade="F2"/>
             <w:vAlign w:val="center"/>
             <w:hideMark/>
           </w:tcPr>
@@ -7843,7 +7855,6 @@
               <w:top w:val="single" w:sz="4" w:space="0" w:color="auto"/>
               <w:bottom w:val="single" w:sz="4" w:space="0" w:color="auto"/>
             </w:tcBorders>
-            <w:shd w:val="clear" w:color="auto" w:fill="F2F2F2" w:themeFill="background1" w:themeFillShade="F2"/>
             <w:vAlign w:val="center"/>
             <w:hideMark/>
           </w:tcPr>
@@ -7876,7 +7887,6 @@
               <w:top w:val="single" w:sz="4" w:space="0" w:color="auto"/>
               <w:bottom w:val="single" w:sz="4" w:space="0" w:color="auto"/>
             </w:tcBorders>
-            <w:shd w:val="clear" w:color="auto" w:fill="F2F2F2" w:themeFill="background1" w:themeFillShade="F2"/>
             <w:vAlign w:val="center"/>
             <w:hideMark/>
           </w:tcPr>
@@ -7909,7 +7919,6 @@
               <w:top w:val="single" w:sz="4" w:space="0" w:color="auto"/>
               <w:bottom w:val="single" w:sz="4" w:space="0" w:color="auto"/>
             </w:tcBorders>
-            <w:shd w:val="clear" w:color="auto" w:fill="F2F2F2" w:themeFill="background1" w:themeFillShade="F2"/>
             <w:vAlign w:val="center"/>
             <w:hideMark/>
           </w:tcPr>
@@ -9168,7 +9177,7 @@
                 <w:noProof/>
                 <w:lang w:val="pt-BR" w:bidi="pt-BR"/>
               </w:rPr>
-              <w:t>Testes no respositório do git.hub do autor</w:t>
+              <w:t>Testes no respositório do github do autor</w:t>
             </w:r>
           </w:p>
         </w:tc>
@@ -9413,7 +9422,6 @@
               <w:top w:val="single" w:sz="4" w:space="0" w:color="auto"/>
               <w:bottom w:val="single" w:sz="4" w:space="0" w:color="auto"/>
             </w:tcBorders>
-            <w:shd w:val="clear" w:color="auto" w:fill="F2F2F2" w:themeFill="background1" w:themeFillShade="F2"/>
             <w:vAlign w:val="center"/>
             <w:hideMark/>
           </w:tcPr>
@@ -9446,7 +9454,6 @@
               <w:top w:val="single" w:sz="4" w:space="0" w:color="auto"/>
               <w:bottom w:val="single" w:sz="4" w:space="0" w:color="auto"/>
             </w:tcBorders>
-            <w:shd w:val="clear" w:color="auto" w:fill="F2F2F2" w:themeFill="background1" w:themeFillShade="F2"/>
             <w:vAlign w:val="center"/>
             <w:hideMark/>
           </w:tcPr>
@@ -9479,7 +9486,6 @@
               <w:top w:val="single" w:sz="4" w:space="0" w:color="auto"/>
               <w:bottom w:val="single" w:sz="4" w:space="0" w:color="auto"/>
             </w:tcBorders>
-            <w:shd w:val="clear" w:color="auto" w:fill="F2F2F2" w:themeFill="background1" w:themeFillShade="F2"/>
             <w:vAlign w:val="center"/>
             <w:hideMark/>
           </w:tcPr>
@@ -9512,7 +9518,6 @@
               <w:top w:val="single" w:sz="4" w:space="0" w:color="auto"/>
               <w:bottom w:val="single" w:sz="4" w:space="0" w:color="auto"/>
             </w:tcBorders>
-            <w:shd w:val="clear" w:color="auto" w:fill="F2F2F2" w:themeFill="background1" w:themeFillShade="F2"/>
             <w:vAlign w:val="center"/>
             <w:hideMark/>
           </w:tcPr>
@@ -9545,7 +9550,6 @@
               <w:top w:val="single" w:sz="4" w:space="0" w:color="auto"/>
               <w:bottom w:val="single" w:sz="4" w:space="0" w:color="auto"/>
             </w:tcBorders>
-            <w:shd w:val="clear" w:color="auto" w:fill="F2F2F2" w:themeFill="background1" w:themeFillShade="F2"/>
             <w:vAlign w:val="center"/>
             <w:hideMark/>
           </w:tcPr>
@@ -10903,7 +10907,27 @@
           <w:noProof/>
           <w:lang w:val="pt-BR" w:bidi="pt-BR"/>
         </w:rPr>
-        <w:t>7.2. Teste inicial proposto — 1º de outubro de 2026</w:t>
+        <w:t xml:space="preserve">7.2. Teste inicial proposto — </w:t>
+      </w:r>
+      <w:r>
+        <w:rPr>
+          <w:rFonts w:ascii="Times New Roman" w:hAnsi="Times New Roman" w:cs="Times New Roman"/>
+          <w:b/>
+          <w:bCs/>
+          <w:noProof/>
+          <w:lang w:val="pt-BR" w:bidi="pt-BR"/>
+        </w:rPr>
+        <w:t xml:space="preserve">15 </w:t>
+      </w:r>
+      <w:r>
+        <w:rPr>
+          <w:rFonts w:ascii="Times New Roman" w:hAnsi="Times New Roman" w:cs="Times New Roman"/>
+          <w:b/>
+          <w:bCs/>
+          <w:noProof/>
+          <w:lang w:val="pt-BR" w:bidi="pt-BR"/>
+        </w:rPr>
+        <w:t xml:space="preserve"> de outubro de 2026</w:t>
       </w:r>
     </w:p>
     <w:p>
@@ -11143,15 +11167,7 @@
           <w:noProof/>
           <w:lang w:val="pt-BR" w:bidi="pt-BR"/>
         </w:rPr>
-        <w:t xml:space="preserve"> “</w:t>
-      </w:r>
-      <w:r>
-        <w:rPr>
-          <w:rFonts w:ascii="Times New Roman" w:hAnsi="Times New Roman" w:cs="Times New Roman"/>
-          <w:noProof/>
-          <w:lang w:val="pt-BR" w:bidi="pt-BR"/>
-        </w:rPr>
-        <w:t>Na verificação inicial, foram examinados</w:t>
+        <w:t xml:space="preserve"> “Na verificação inicial, foram examinados</w:t>
       </w:r>
       <w:r>
         <w:rPr>
@@ -11228,7 +11244,27 @@
           <w:noProof/>
           <w:lang w:val="pt-BR" w:bidi="pt-BR"/>
         </w:rPr>
-        <w:t>7.3. Teste final proposto — 16 de outubro de 2026</w:t>
+        <w:t xml:space="preserve">7.3. Teste final proposto — 16 </w:t>
+      </w:r>
+      <w:r>
+        <w:rPr>
+          <w:rFonts w:ascii="Times New Roman" w:hAnsi="Times New Roman" w:cs="Times New Roman"/>
+          <w:b/>
+          <w:bCs/>
+          <w:noProof/>
+          <w:lang w:val="pt-BR" w:bidi="pt-BR"/>
+        </w:rPr>
+        <w:t xml:space="preserve"> e 17 </w:t>
+      </w:r>
+      <w:r>
+        <w:rPr>
+          <w:rFonts w:ascii="Times New Roman" w:hAnsi="Times New Roman" w:cs="Times New Roman"/>
+          <w:b/>
+          <w:bCs/>
+          <w:noProof/>
+          <w:lang w:val="pt-BR" w:bidi="pt-BR"/>
+        </w:rPr>
+        <w:t>de outubro de 2026</w:t>
       </w:r>
     </w:p>
     <w:p>
@@ -11571,9 +11607,20 @@
         <w:t>7.4. Quadro de consolidação dos testes</w:t>
       </w:r>
     </w:p>
+    <w:p>
+      <w:pPr>
+        <w:rPr>
+          <w:rFonts w:ascii="Times New Roman" w:hAnsi="Times New Roman" w:cs="Times New Roman"/>
+          <w:b/>
+          <w:bCs/>
+          <w:noProof/>
+          <w:lang w:val="pt-BR" w:bidi="pt-BR"/>
+        </w:rPr>
+      </w:pPr>
+    </w:p>
     <w:tbl>
       <w:tblPr>
-        <w:tblW w:w="9246" w:type="dxa"/>
+        <w:tblW w:w="9103" w:type="dxa"/>
         <w:tblCellSpacing w:w="15" w:type="dxa"/>
         <w:tblBorders>
           <w:top w:val="single" w:sz="4" w:space="0" w:color="auto"/>
@@ -11588,31 +11635,30 @@
         <w:tblLook w:val="04A0" w:firstRow="1" w:lastRow="0" w:firstColumn="1" w:lastColumn="0" w:noHBand="0" w:noVBand="1"/>
       </w:tblPr>
       <w:tblGrid>
-        <w:gridCol w:w="1971"/>
-        <w:gridCol w:w="1148"/>
-        <w:gridCol w:w="922"/>
-        <w:gridCol w:w="922"/>
-        <w:gridCol w:w="4238"/>
-        <w:gridCol w:w="45"/>
+        <w:gridCol w:w="2688"/>
+        <w:gridCol w:w="2036"/>
+        <w:gridCol w:w="30"/>
+        <w:gridCol w:w="4290"/>
+        <w:gridCol w:w="59"/>
       </w:tblGrid>
       <w:tr>
         <w:trPr>
-          <w:gridAfter w:val="1"/>
+          <w:trHeight w:val="150"/>
           <w:tblCellSpacing w:w="15" w:type="dxa"/>
         </w:trPr>
         <w:tc>
           <w:tcPr>
-            <w:tcW w:w="0" w:type="auto"/>
+            <w:tcW w:w="2643" w:type="dxa"/>
             <w:tcBorders>
-              <w:top w:val="single" w:sz="4" w:space="0" w:color="auto"/>
+              <w:top w:val="nil"/>
               <w:bottom w:val="single" w:sz="4" w:space="0" w:color="auto"/>
             </w:tcBorders>
-            <w:shd w:val="clear" w:color="auto" w:fill="F2F2F2" w:themeFill="background1" w:themeFillShade="F2"/>
             <w:vAlign w:val="center"/>
             <w:hideMark/>
           </w:tcPr>
           <w:p>
             <w:pPr>
+              <w:spacing w:before="0" w:line="360" w:lineRule="auto"/>
               <w:rPr>
                 <w:rFonts w:ascii="Times New Roman" w:hAnsi="Times New Roman" w:cs="Times New Roman"/>
                 <w:b/>
@@ -11635,18 +11681,18 @@
         </w:tc>
         <w:tc>
           <w:tcPr>
-            <w:tcW w:w="0" w:type="auto"/>
+            <w:tcW w:w="2036" w:type="dxa"/>
             <w:gridSpan w:val="2"/>
             <w:tcBorders>
-              <w:top w:val="single" w:sz="4" w:space="0" w:color="auto"/>
+              <w:top w:val="nil"/>
               <w:bottom w:val="single" w:sz="4" w:space="0" w:color="auto"/>
             </w:tcBorders>
-            <w:shd w:val="clear" w:color="auto" w:fill="F2F2F2" w:themeFill="background1" w:themeFillShade="F2"/>
             <w:vAlign w:val="center"/>
             <w:hideMark/>
           </w:tcPr>
           <w:p>
             <w:pPr>
+              <w:spacing w:before="0" w:line="360" w:lineRule="auto"/>
               <w:rPr>
                 <w:rFonts w:ascii="Times New Roman" w:hAnsi="Times New Roman" w:cs="Times New Roman"/>
                 <w:b/>
@@ -11669,18 +11715,18 @@
         </w:tc>
         <w:tc>
           <w:tcPr>
-            <w:tcW w:w="0" w:type="auto"/>
+            <w:tcW w:w="4304" w:type="dxa"/>
             <w:gridSpan w:val="2"/>
             <w:tcBorders>
-              <w:top w:val="single" w:sz="4" w:space="0" w:color="auto"/>
+              <w:top w:val="nil"/>
               <w:bottom w:val="single" w:sz="4" w:space="0" w:color="auto"/>
             </w:tcBorders>
-            <w:shd w:val="clear" w:color="auto" w:fill="F2F2F2" w:themeFill="background1" w:themeFillShade="F2"/>
             <w:vAlign w:val="center"/>
             <w:hideMark/>
           </w:tcPr>
           <w:p>
             <w:pPr>
+              <w:spacing w:before="0" w:line="360" w:lineRule="auto"/>
               <w:rPr>
                 <w:rFonts w:ascii="Times New Roman" w:hAnsi="Times New Roman" w:cs="Times New Roman"/>
                 <w:b/>
@@ -11704,17 +11750,19 @@
       </w:tr>
       <w:tr>
         <w:trPr>
+          <w:gridAfter w:val="1"/>
+          <w:wAfter w:w="14" w:type="dxa"/>
           <w:tblCellSpacing w:w="15" w:type="dxa"/>
         </w:trPr>
         <w:tc>
           <w:tcPr>
-            <w:tcW w:w="3074" w:type="dxa"/>
-            <w:gridSpan w:val="2"/>
+            <w:tcW w:w="2643" w:type="dxa"/>
             <w:vAlign w:val="center"/>
             <w:hideMark/>
           </w:tcPr>
           <w:p>
             <w:pPr>
+              <w:spacing w:before="0" w:line="360" w:lineRule="auto"/>
               <w:rPr>
                 <w:rFonts w:ascii="Times New Roman" w:hAnsi="Times New Roman" w:cs="Times New Roman"/>
                 <w:noProof/>
@@ -11733,13 +11781,13 @@
         </w:tc>
         <w:tc>
           <w:tcPr>
-            <w:tcW w:w="1813" w:type="dxa"/>
-            <w:gridSpan w:val="2"/>
+            <w:tcW w:w="2006" w:type="dxa"/>
             <w:vAlign w:val="center"/>
             <w:hideMark/>
           </w:tcPr>
           <w:p>
             <w:pPr>
+              <w:spacing w:before="0" w:line="360" w:lineRule="auto"/>
               <w:rPr>
                 <w:rFonts w:ascii="Times New Roman" w:hAnsi="Times New Roman" w:cs="Times New Roman"/>
                 <w:noProof/>
@@ -11758,13 +11806,14 @@
         </w:tc>
         <w:tc>
           <w:tcPr>
-            <w:tcW w:w="0" w:type="auto"/>
+            <w:tcW w:w="4290" w:type="dxa"/>
             <w:gridSpan w:val="2"/>
             <w:vAlign w:val="center"/>
             <w:hideMark/>
           </w:tcPr>
           <w:p>
             <w:pPr>
+              <w:spacing w:before="0" w:line="360" w:lineRule="auto"/>
               <w:rPr>
                 <w:rFonts w:ascii="Times New Roman" w:hAnsi="Times New Roman" w:cs="Times New Roman"/>
                 <w:noProof/>
@@ -11784,17 +11833,19 @@
       </w:tr>
       <w:tr>
         <w:trPr>
+          <w:gridAfter w:val="1"/>
+          <w:wAfter w:w="14" w:type="dxa"/>
           <w:tblCellSpacing w:w="15" w:type="dxa"/>
         </w:trPr>
         <w:tc>
           <w:tcPr>
-            <w:tcW w:w="3074" w:type="dxa"/>
-            <w:gridSpan w:val="2"/>
+            <w:tcW w:w="2643" w:type="dxa"/>
             <w:vAlign w:val="center"/>
             <w:hideMark/>
           </w:tcPr>
           <w:p>
             <w:pPr>
+              <w:spacing w:before="0" w:line="360" w:lineRule="auto"/>
               <w:rPr>
                 <w:rFonts w:ascii="Times New Roman" w:hAnsi="Times New Roman" w:cs="Times New Roman"/>
                 <w:noProof/>
@@ -11813,13 +11864,13 @@
         </w:tc>
         <w:tc>
           <w:tcPr>
-            <w:tcW w:w="1813" w:type="dxa"/>
-            <w:gridSpan w:val="2"/>
+            <w:tcW w:w="2006" w:type="dxa"/>
             <w:vAlign w:val="center"/>
             <w:hideMark/>
           </w:tcPr>
           <w:p>
             <w:pPr>
+              <w:spacing w:before="0" w:line="360" w:lineRule="auto"/>
               <w:rPr>
                 <w:rFonts w:ascii="Times New Roman" w:hAnsi="Times New Roman" w:cs="Times New Roman"/>
                 <w:noProof/>
@@ -11838,13 +11889,14 @@
         </w:tc>
         <w:tc>
           <w:tcPr>
-            <w:tcW w:w="0" w:type="auto"/>
+            <w:tcW w:w="4290" w:type="dxa"/>
             <w:gridSpan w:val="2"/>
             <w:vAlign w:val="center"/>
             <w:hideMark/>
           </w:tcPr>
           <w:p>
             <w:pPr>
+              <w:spacing w:before="0" w:line="360" w:lineRule="auto"/>
               <w:rPr>
                 <w:rFonts w:ascii="Times New Roman" w:hAnsi="Times New Roman" w:cs="Times New Roman"/>
                 <w:noProof/>
@@ -11864,17 +11916,19 @@
       </w:tr>
       <w:tr>
         <w:trPr>
+          <w:gridAfter w:val="1"/>
+          <w:wAfter w:w="14" w:type="dxa"/>
           <w:tblCellSpacing w:w="15" w:type="dxa"/>
         </w:trPr>
         <w:tc>
           <w:tcPr>
-            <w:tcW w:w="3074" w:type="dxa"/>
-            <w:gridSpan w:val="2"/>
+            <w:tcW w:w="2643" w:type="dxa"/>
             <w:vAlign w:val="center"/>
             <w:hideMark/>
           </w:tcPr>
           <w:p>
             <w:pPr>
+              <w:spacing w:before="0" w:line="360" w:lineRule="auto"/>
               <w:rPr>
                 <w:rFonts w:ascii="Times New Roman" w:hAnsi="Times New Roman" w:cs="Times New Roman"/>
                 <w:noProof/>
@@ -11893,13 +11947,13 @@
         </w:tc>
         <w:tc>
           <w:tcPr>
-            <w:tcW w:w="1813" w:type="dxa"/>
-            <w:gridSpan w:val="2"/>
+            <w:tcW w:w="2006" w:type="dxa"/>
             <w:vAlign w:val="center"/>
             <w:hideMark/>
           </w:tcPr>
           <w:p>
             <w:pPr>
+              <w:spacing w:before="0" w:line="360" w:lineRule="auto"/>
               <w:rPr>
                 <w:rFonts w:ascii="Times New Roman" w:hAnsi="Times New Roman" w:cs="Times New Roman"/>
                 <w:noProof/>
@@ -11918,13 +11972,14 @@
         </w:tc>
         <w:tc>
           <w:tcPr>
-            <w:tcW w:w="0" w:type="auto"/>
+            <w:tcW w:w="4290" w:type="dxa"/>
             <w:gridSpan w:val="2"/>
             <w:vAlign w:val="center"/>
             <w:hideMark/>
           </w:tcPr>
           <w:p>
             <w:pPr>
+              <w:spacing w:before="0" w:line="360" w:lineRule="auto"/>
               <w:rPr>
                 <w:rFonts w:ascii="Times New Roman" w:hAnsi="Times New Roman" w:cs="Times New Roman"/>
                 <w:noProof/>
@@ -11944,17 +11999,19 @@
       </w:tr>
       <w:tr>
         <w:trPr>
+          <w:gridAfter w:val="1"/>
+          <w:wAfter w:w="14" w:type="dxa"/>
           <w:tblCellSpacing w:w="15" w:type="dxa"/>
         </w:trPr>
         <w:tc>
           <w:tcPr>
-            <w:tcW w:w="3074" w:type="dxa"/>
-            <w:gridSpan w:val="2"/>
+            <w:tcW w:w="2643" w:type="dxa"/>
             <w:vAlign w:val="center"/>
             <w:hideMark/>
           </w:tcPr>
           <w:p>
             <w:pPr>
+              <w:spacing w:before="0" w:line="360" w:lineRule="auto"/>
               <w:rPr>
                 <w:rFonts w:ascii="Times New Roman" w:hAnsi="Times New Roman" w:cs="Times New Roman"/>
                 <w:noProof/>
@@ -11973,13 +12030,13 @@
         </w:tc>
         <w:tc>
           <w:tcPr>
-            <w:tcW w:w="1813" w:type="dxa"/>
-            <w:gridSpan w:val="2"/>
+            <w:tcW w:w="2006" w:type="dxa"/>
             <w:vAlign w:val="center"/>
             <w:hideMark/>
           </w:tcPr>
           <w:p>
             <w:pPr>
+              <w:spacing w:before="0" w:line="360" w:lineRule="auto"/>
               <w:rPr>
                 <w:rFonts w:ascii="Times New Roman" w:hAnsi="Times New Roman" w:cs="Times New Roman"/>
                 <w:noProof/>
@@ -11998,13 +12055,14 @@
         </w:tc>
         <w:tc>
           <w:tcPr>
-            <w:tcW w:w="0" w:type="auto"/>
+            <w:tcW w:w="4290" w:type="dxa"/>
             <w:gridSpan w:val="2"/>
             <w:vAlign w:val="center"/>
             <w:hideMark/>
           </w:tcPr>
           <w:p>
             <w:pPr>
+              <w:spacing w:before="0" w:line="360" w:lineRule="auto"/>
               <w:rPr>
                 <w:rFonts w:ascii="Times New Roman" w:hAnsi="Times New Roman" w:cs="Times New Roman"/>
                 <w:noProof/>
@@ -12024,17 +12082,19 @@
       </w:tr>
       <w:tr>
         <w:trPr>
+          <w:gridAfter w:val="1"/>
+          <w:wAfter w:w="14" w:type="dxa"/>
           <w:tblCellSpacing w:w="15" w:type="dxa"/>
         </w:trPr>
         <w:tc>
           <w:tcPr>
-            <w:tcW w:w="3074" w:type="dxa"/>
-            <w:gridSpan w:val="2"/>
+            <w:tcW w:w="2643" w:type="dxa"/>
             <w:vAlign w:val="center"/>
             <w:hideMark/>
           </w:tcPr>
           <w:p>
             <w:pPr>
+              <w:spacing w:before="0" w:line="360" w:lineRule="auto"/>
               <w:rPr>
                 <w:rFonts w:ascii="Times New Roman" w:hAnsi="Times New Roman" w:cs="Times New Roman"/>
                 <w:noProof/>
@@ -12053,13 +12113,13 @@
         </w:tc>
         <w:tc>
           <w:tcPr>
-            <w:tcW w:w="1813" w:type="dxa"/>
-            <w:gridSpan w:val="2"/>
+            <w:tcW w:w="2006" w:type="dxa"/>
             <w:vAlign w:val="center"/>
             <w:hideMark/>
           </w:tcPr>
           <w:p>
             <w:pPr>
+              <w:spacing w:before="0" w:line="360" w:lineRule="auto"/>
               <w:rPr>
                 <w:rFonts w:ascii="Times New Roman" w:hAnsi="Times New Roman" w:cs="Times New Roman"/>
                 <w:noProof/>
@@ -12078,13 +12138,14 @@
         </w:tc>
         <w:tc>
           <w:tcPr>
-            <w:tcW w:w="0" w:type="auto"/>
+            <w:tcW w:w="4290" w:type="dxa"/>
             <w:gridSpan w:val="2"/>
             <w:vAlign w:val="center"/>
             <w:hideMark/>
           </w:tcPr>
           <w:p>
             <w:pPr>
+              <w:spacing w:before="0" w:line="360" w:lineRule="auto"/>
               <w:rPr>
                 <w:rFonts w:ascii="Times New Roman" w:hAnsi="Times New Roman" w:cs="Times New Roman"/>
                 <w:noProof/>
@@ -12104,17 +12165,19 @@
       </w:tr>
       <w:tr>
         <w:trPr>
+          <w:gridAfter w:val="1"/>
+          <w:wAfter w:w="14" w:type="dxa"/>
           <w:tblCellSpacing w:w="15" w:type="dxa"/>
         </w:trPr>
         <w:tc>
           <w:tcPr>
-            <w:tcW w:w="3074" w:type="dxa"/>
-            <w:gridSpan w:val="2"/>
+            <w:tcW w:w="2643" w:type="dxa"/>
             <w:vAlign w:val="center"/>
             <w:hideMark/>
           </w:tcPr>
           <w:p>
             <w:pPr>
+              <w:spacing w:before="0" w:line="360" w:lineRule="auto"/>
               <w:rPr>
                 <w:rFonts w:ascii="Times New Roman" w:hAnsi="Times New Roman" w:cs="Times New Roman"/>
                 <w:noProof/>
@@ -12133,13 +12196,13 @@
         </w:tc>
         <w:tc>
           <w:tcPr>
-            <w:tcW w:w="1813" w:type="dxa"/>
-            <w:gridSpan w:val="2"/>
+            <w:tcW w:w="2006" w:type="dxa"/>
             <w:vAlign w:val="center"/>
             <w:hideMark/>
           </w:tcPr>
           <w:p>
             <w:pPr>
+              <w:spacing w:before="0" w:line="360" w:lineRule="auto"/>
               <w:rPr>
                 <w:rFonts w:ascii="Times New Roman" w:hAnsi="Times New Roman" w:cs="Times New Roman"/>
                 <w:noProof/>
@@ -12158,13 +12221,14 @@
         </w:tc>
         <w:tc>
           <w:tcPr>
-            <w:tcW w:w="0" w:type="auto"/>
+            <w:tcW w:w="4290" w:type="dxa"/>
             <w:gridSpan w:val="2"/>
             <w:vAlign w:val="center"/>
             <w:hideMark/>
           </w:tcPr>
           <w:p>
             <w:pPr>
+              <w:spacing w:before="0" w:line="360" w:lineRule="auto"/>
               <w:rPr>
                 <w:rFonts w:ascii="Times New Roman" w:hAnsi="Times New Roman" w:cs="Times New Roman"/>
                 <w:noProof/>
@@ -12185,11 +12249,9 @@
     </w:tbl>
     <w:p>
       <w:pPr>
-        <w:spacing w:before="0"/>
-        <w:rPr>
-          <w:rFonts w:ascii="Times New Roman" w:hAnsi="Times New Roman" w:cs="Times New Roman"/>
-          <w:b/>
-          <w:bCs/>
+        <w:spacing w:before="0" w:line="360" w:lineRule="auto"/>
+        <w:rPr>
+          <w:rFonts w:ascii="Times New Roman" w:hAnsi="Times New Roman" w:cs="Times New Roman"/>
           <w:noProof/>
           <w:sz w:val="20"/>
           <w:szCs w:val="20"/>
@@ -12934,11 +12996,60 @@
           <w:noProof/>
           <w:lang w:val="pt-BR" w:bidi="pt-BR"/>
         </w:rPr>
-        <w:t>A Lei Geral de Proteção de Dados Pessoais — Lei nº 13.709/2018 — deve ser considerada sempre que o tratamento realizado estiver dentro de seu âmbito de aplicação. A natureza pública de uma informação não elimina automaticamente todas as obrigações relativas ao seu tratamento.</w:t>
+        <w:t xml:space="preserve">A Lei Geral de Proteção de Dados Pessoais </w:t>
+      </w:r>
+      <w:r>
+        <w:rPr>
+          <w:rFonts w:ascii="Times New Roman" w:hAnsi="Times New Roman" w:cs="Times New Roman"/>
+          <w:noProof/>
+          <w:lang w:val="pt-BR" w:bidi="pt-BR"/>
+        </w:rPr>
+        <w:t xml:space="preserve"> -LGPD: </w:t>
+      </w:r>
+      <w:r>
+        <w:rPr>
+          <w:rFonts w:ascii="Times New Roman" w:hAnsi="Times New Roman" w:cs="Times New Roman"/>
+          <w:noProof/>
+          <w:lang w:val="pt-BR" w:bidi="pt-BR"/>
+        </w:rPr>
+        <w:t>Lei nº 13.709/2018</w:t>
+      </w:r>
+      <w:r>
+        <w:rPr>
+          <w:rFonts w:ascii="Times New Roman" w:hAnsi="Times New Roman" w:cs="Times New Roman"/>
+          <w:noProof/>
+          <w:lang w:val="pt-BR" w:bidi="pt-BR"/>
+        </w:rPr>
+        <w:t xml:space="preserve">, </w:t>
+      </w:r>
+      <w:r>
+        <w:rPr>
+          <w:rFonts w:ascii="Times New Roman" w:hAnsi="Times New Roman" w:cs="Times New Roman"/>
+          <w:noProof/>
+          <w:lang w:val="pt-BR" w:bidi="pt-BR"/>
+        </w:rPr>
+        <w:t>deve ser considerada sempre que o tratamento realizado estiver dentro de seu âmbito de aplicação. A natureza pública de uma informação não elimina automaticamente todas as obrigações relativas ao seu tratamento</w:t>
+      </w:r>
+      <w:r>
+        <w:rPr>
+          <w:rFonts w:ascii="Times New Roman" w:hAnsi="Times New Roman" w:cs="Times New Roman"/>
+          <w:noProof/>
+          <w:lang w:val="pt-BR" w:bidi="pt-BR"/>
+        </w:rPr>
+        <w:t xml:space="preserve"> (BRASIL, 2018)</w:t>
+      </w:r>
+      <w:r>
+        <w:rPr>
+          <w:rFonts w:ascii="Times New Roman" w:hAnsi="Times New Roman" w:cs="Times New Roman"/>
+          <w:noProof/>
+          <w:lang w:val="pt-BR" w:bidi="pt-BR"/>
+        </w:rPr>
+        <w:t>.</w:t>
       </w:r>
     </w:p>
     <w:p>
       <w:pPr>
+        <w:spacing w:before="0"/>
         <w:ind w:firstLine="360"/>
         <w:jc w:val="both"/>
         <w:rPr>
@@ -12954,6 +13065,54 @@
           <w:lang w:val="pt-BR" w:bidi="pt-BR"/>
         </w:rPr>
         <w:t>Recomenda-se:</w:t>
+      </w:r>
+    </w:p>
+    <w:p>
+      <w:pPr>
+        <w:pStyle w:val="PargrafodaLista"/>
+        <w:numPr>
+          <w:ilvl w:val="0"/>
+          <w:numId w:val="28"/>
+        </w:numPr>
+        <w:spacing w:before="0"/>
+        <w:jc w:val="both"/>
+        <w:rPr>
+          <w:rFonts w:ascii="Times New Roman" w:hAnsi="Times New Roman" w:cs="Times New Roman"/>
+          <w:noProof/>
+          <w:lang w:val="pt-BR" w:bidi="pt-BR"/>
+        </w:rPr>
+      </w:pPr>
+      <w:r>
+        <w:rPr>
+          <w:rFonts w:ascii="Times New Roman" w:hAnsi="Times New Roman" w:cs="Times New Roman"/>
+          <w:noProof/>
+          <w:lang w:val="pt-BR" w:bidi="pt-BR"/>
+        </w:rPr>
+        <w:t>utilizar apenas dados necessários à finalidade definida;</w:t>
+      </w:r>
+    </w:p>
+    <w:p>
+      <w:pPr>
+        <w:pStyle w:val="PargrafodaLista"/>
+        <w:numPr>
+          <w:ilvl w:val="0"/>
+          <w:numId w:val="28"/>
+        </w:numPr>
+        <w:spacing w:before="0"/>
+        <w:jc w:val="both"/>
+        <w:rPr>
+          <w:rFonts w:ascii="Times New Roman" w:hAnsi="Times New Roman" w:cs="Times New Roman"/>
+          <w:noProof/>
+          <w:lang w:val="pt-BR" w:bidi="pt-BR"/>
+        </w:rPr>
+      </w:pPr>
+      <w:r>
+        <w:rPr>
+          <w:rFonts w:ascii="Times New Roman" w:hAnsi="Times New Roman" w:cs="Times New Roman"/>
+          <w:noProof/>
+          <w:lang w:val="pt-BR" w:bidi="pt-BR"/>
+        </w:rPr>
+        <w:t>privilegiar fontes legítimas e identificáveis;</w:t>
       </w:r>
     </w:p>
     <w:p>
@@ -12976,7 +13135,7 @@
           <w:noProof/>
           <w:lang w:val="pt-BR" w:bidi="pt-BR"/>
         </w:rPr>
-        <w:t>utilizar apenas dados necessários à finalidade definida;</w:t>
+        <w:t>evitar o registro de dados pessoais excessivos ou irrelevantes;</w:t>
       </w:r>
     </w:p>
     <w:p>
@@ -12999,7 +13158,7 @@
           <w:noProof/>
           <w:lang w:val="pt-BR" w:bidi="pt-BR"/>
         </w:rPr>
-        <w:t>privilegiar fontes legítimas e identificáveis;</w:t>
+        <w:t>proteger cópias de segurança e arquivos exportados;</w:t>
       </w:r>
     </w:p>
     <w:p>
@@ -13022,7 +13181,7 @@
           <w:noProof/>
           <w:lang w:val="pt-BR" w:bidi="pt-BR"/>
         </w:rPr>
-        <w:t>evitar o registro de dados pessoais excessivos ou irrelevantes;</w:t>
+        <w:t>não divulgar acusações como fatos comprovados sem sustentação suficiente;</w:t>
       </w:r>
     </w:p>
     <w:p>
@@ -13045,7 +13204,7 @@
           <w:noProof/>
           <w:lang w:val="pt-BR" w:bidi="pt-BR"/>
         </w:rPr>
-        <w:t>proteger cópias de segurança e arquivos exportados;</w:t>
+        <w:t>manter registro das fontes e das datas de consulta;</w:t>
       </w:r>
     </w:p>
     <w:p>
@@ -13068,7 +13227,7 @@
           <w:noProof/>
           <w:lang w:val="pt-BR" w:bidi="pt-BR"/>
         </w:rPr>
-        <w:t>não divulgar acusações como fatos comprovados sem sustentação suficiente;</w:t>
+        <w:t>corrigir informações incorretas quando identificadas;</w:t>
       </w:r>
     </w:p>
     <w:p>
@@ -13091,7 +13250,7 @@
           <w:noProof/>
           <w:lang w:val="pt-BR" w:bidi="pt-BR"/>
         </w:rPr>
-        <w:t>manter registro das fontes e das datas de consulta;</w:t>
+        <w:t>distinguir opinião, alegação, decisão oficial e fato documental;</w:t>
       </w:r>
     </w:p>
     <w:p>
@@ -13114,7 +13273,7 @@
           <w:noProof/>
           <w:lang w:val="pt-BR" w:bidi="pt-BR"/>
         </w:rPr>
-        <w:t>corrigir informações incorretas quando identificadas;</w:t>
+        <w:t>estabelecer critérios de revisão e contestação;</w:t>
       </w:r>
     </w:p>
     <w:p>
@@ -13137,52 +13296,6 @@
           <w:noProof/>
           <w:lang w:val="pt-BR" w:bidi="pt-BR"/>
         </w:rPr>
-        <w:t>distinguir opinião, alegação, decisão oficial e fato documental;</w:t>
-      </w:r>
-    </w:p>
-    <w:p>
-      <w:pPr>
-        <w:pStyle w:val="PargrafodaLista"/>
-        <w:numPr>
-          <w:ilvl w:val="0"/>
-          <w:numId w:val="28"/>
-        </w:numPr>
-        <w:jc w:val="both"/>
-        <w:rPr>
-          <w:rFonts w:ascii="Times New Roman" w:hAnsi="Times New Roman" w:cs="Times New Roman"/>
-          <w:noProof/>
-          <w:lang w:val="pt-BR" w:bidi="pt-BR"/>
-        </w:rPr>
-      </w:pPr>
-      <w:r>
-        <w:rPr>
-          <w:rFonts w:ascii="Times New Roman" w:hAnsi="Times New Roman" w:cs="Times New Roman"/>
-          <w:noProof/>
-          <w:lang w:val="pt-BR" w:bidi="pt-BR"/>
-        </w:rPr>
-        <w:t>estabelecer critérios de revisão e contestação;</w:t>
-      </w:r>
-    </w:p>
-    <w:p>
-      <w:pPr>
-        <w:pStyle w:val="PargrafodaLista"/>
-        <w:numPr>
-          <w:ilvl w:val="0"/>
-          <w:numId w:val="28"/>
-        </w:numPr>
-        <w:jc w:val="both"/>
-        <w:rPr>
-          <w:rFonts w:ascii="Times New Roman" w:hAnsi="Times New Roman" w:cs="Times New Roman"/>
-          <w:noProof/>
-          <w:lang w:val="pt-BR" w:bidi="pt-BR"/>
-        </w:rPr>
-      </w:pPr>
-      <w:r>
-        <w:rPr>
-          <w:rFonts w:ascii="Times New Roman" w:hAnsi="Times New Roman" w:cs="Times New Roman"/>
-          <w:noProof/>
-          <w:lang w:val="pt-BR" w:bidi="pt-BR"/>
-        </w:rPr>
         <w:t>avaliar os riscos de exposição indevida e de danos à reputação.</w:t>
       </w:r>
     </w:p>
@@ -13407,7 +13520,23 @@
           <w:noProof/>
           <w:lang w:val="pt-BR" w:bidi="pt-BR"/>
         </w:rPr>
-        <w:t>O usuário é responsável por verificar a origem, a pertinência e a exatidão dos dados que insere e divulga, observadas as responsabilidades previstas na legislação aplicável. A ferramenta não deve ser tratada como mecanismo independente de verificação da verdade.</w:t>
+        <w:t>O usuário é responsável por verificar a origem, a pertinência e a exatidão dos dados que insere e divulga, observadas as responsabilidades previstas na legislação aplicável. A ferramenta não deve ser tratada como mecanismo independente de verificação da verdade</w:t>
+      </w:r>
+      <w:r>
+        <w:rPr>
+          <w:rFonts w:ascii="Times New Roman" w:hAnsi="Times New Roman" w:cs="Times New Roman"/>
+          <w:noProof/>
+          <w:lang w:val="pt-BR" w:bidi="pt-BR"/>
+        </w:rPr>
+        <w:t xml:space="preserve"> (BRASIL, 1988; 2018)</w:t>
+      </w:r>
+      <w:r>
+        <w:rPr>
+          <w:rFonts w:ascii="Times New Roman" w:hAnsi="Times New Roman" w:cs="Times New Roman"/>
+          <w:noProof/>
+          <w:lang w:val="pt-BR" w:bidi="pt-BR"/>
+        </w:rPr>
+        <w:t>.</w:t>
       </w:r>
     </w:p>
     <w:p>
@@ -13459,7 +13588,23 @@
           <w:noProof/>
           <w:lang w:val="pt-BR" w:bidi="pt-BR"/>
         </w:rPr>
-        <w:t>Pontuações, eixos e perfis devem ser interpretados de acordo com os critérios documentados, as limitações da pesquisa e a qualidade das evidências. Não se deve utilizar um resultado numérico isolado como prova definitiva sobre a personalidade, a conduta ou a capacidade de uma pessoa.</w:t>
+        <w:t>Pontuações, eixos e perfis devem ser interpretados de acordo com os critérios documentados, as limitações da pesquisa e a qualidade das evidências. Não se deve utilizar um resultado numérico isolado como prova definitiva sobre a personalidade, a conduta ou a capacidade de uma pessoa</w:t>
+      </w:r>
+      <w:r>
+        <w:rPr>
+          <w:rFonts w:ascii="Times New Roman" w:hAnsi="Times New Roman" w:cs="Times New Roman"/>
+          <w:noProof/>
+          <w:lang w:val="pt-BR" w:bidi="pt-BR"/>
+        </w:rPr>
+        <w:t xml:space="preserve"> (BRASIL, 1988)</w:t>
+      </w:r>
+      <w:r>
+        <w:rPr>
+          <w:rFonts w:ascii="Times New Roman" w:hAnsi="Times New Roman" w:cs="Times New Roman"/>
+          <w:noProof/>
+          <w:lang w:val="pt-BR" w:bidi="pt-BR"/>
+        </w:rPr>
+        <w:t>.</w:t>
       </w:r>
     </w:p>
     <w:p>
@@ -13511,7 +13656,31 @@
           <w:noProof/>
           <w:lang w:val="pt-BR" w:bidi="pt-BR"/>
         </w:rPr>
-        <w:t>O usuário deve evitar a inserção de dados pessoais desnecessários e proteger arquivos de exportação e cópias de segurança. A utilização do sistema deve observar a legislação aplicável de proteção de dados e os direitos das pessoas envolvidas.</w:t>
+        <w:t>O usuário deve evitar a inserção de dados pessoais desnecessários e proteger arquivos de exportação e cópias de segurança. A utilização do sistema deve observar a legislação aplicável de proteção de dados e os direitos das pessoas envolvidas</w:t>
+      </w:r>
+      <w:r>
+        <w:rPr>
+          <w:rFonts w:ascii="Times New Roman" w:hAnsi="Times New Roman" w:cs="Times New Roman"/>
+          <w:noProof/>
+          <w:lang w:val="pt-BR" w:bidi="pt-BR"/>
+        </w:rPr>
+        <w:t xml:space="preserve"> (BRASIL, </w:t>
+      </w:r>
+      <w:r>
+        <w:rPr>
+          <w:rFonts w:ascii="Times New Roman" w:hAnsi="Times New Roman" w:cs="Times New Roman"/>
+          <w:noProof/>
+          <w:lang w:val="pt-BR" w:bidi="pt-BR"/>
+        </w:rPr>
+        <w:t>1988; 2018</w:t>
+      </w:r>
+      <w:r>
+        <w:rPr>
+          <w:rFonts w:ascii="Times New Roman" w:hAnsi="Times New Roman" w:cs="Times New Roman"/>
+          <w:noProof/>
+          <w:lang w:val="pt-BR" w:bidi="pt-BR"/>
+        </w:rPr>
+        <w:t>).</w:t>
       </w:r>
     </w:p>
     <w:p>
@@ -13615,7 +13784,23 @@
           <w:noProof/>
           <w:lang w:val="pt-BR" w:bidi="pt-BR"/>
         </w:rPr>
-        <w:t>O sistema não determina em quem uma pessoa deve votar. Sua função é auxiliar a organização de informações, cabendo ao usuário avaliar criticamente as fontes, os critérios, as evidências e as limitações do procedimento.</w:t>
+        <w:t>O sistema não determina em quem uma pessoa deve votar. Sua função é auxiliar a organização de informações, cabendo ao usuário avaliar criticamente as fontes, os critérios, as evidências e as limitações do procedimento</w:t>
+      </w:r>
+      <w:r>
+        <w:rPr>
+          <w:rFonts w:ascii="Times New Roman" w:hAnsi="Times New Roman" w:cs="Times New Roman"/>
+          <w:noProof/>
+          <w:lang w:val="pt-BR" w:bidi="pt-BR"/>
+        </w:rPr>
+        <w:t xml:space="preserve"> (UNESCO, 2005)</w:t>
+      </w:r>
+      <w:r>
+        <w:rPr>
+          <w:rFonts w:ascii="Times New Roman" w:hAnsi="Times New Roman" w:cs="Times New Roman"/>
+          <w:noProof/>
+          <w:lang w:val="pt-BR" w:bidi="pt-BR"/>
+        </w:rPr>
+        <w:t>.</w:t>
       </w:r>
     </w:p>
     <w:p>
@@ -13628,6 +13813,14 @@
           <w:lang w:val="pt-BR" w:bidi="pt-BR"/>
         </w:rPr>
       </w:pPr>
+      <w:r>
+        <w:rPr>
+          <w:rFonts w:ascii="Times New Roman" w:hAnsi="Times New Roman" w:cs="Times New Roman"/>
+          <w:noProof/>
+          <w:lang w:val="pt-BR" w:bidi="pt-BR"/>
+        </w:rPr>
+        <w:t xml:space="preserve"> </w:t>
+      </w:r>
     </w:p>
     <w:p>
       <w:pPr>
@@ -14223,15 +14416,7 @@
           <w:noProof/>
           <w:lang w:val="pt-BR" w:bidi="pt-BR"/>
         </w:rPr>
-        <w:t xml:space="preserve">. Acesso em: </w:t>
-      </w:r>
-      <w:r>
-        <w:rPr>
-          <w:rFonts w:ascii="Times New Roman" w:hAnsi="Times New Roman" w:cs="Times New Roman"/>
-          <w:noProof/>
-          <w:lang w:val="pt-BR" w:bidi="pt-BR"/>
-        </w:rPr>
-        <w:t xml:space="preserve">15 out. 2026. </w:t>
+        <w:t xml:space="preserve">. Acesso em: 15 out. 2026. </w:t>
       </w:r>
     </w:p>
     <w:p>
@@ -14484,15 +14669,7 @@
           <w:noProof/>
           <w:lang w:val="pt-BR" w:bidi="pt-BR"/>
         </w:rPr>
-        <w:t xml:space="preserve"> </w:t>
-      </w:r>
-      <w:r>
-        <w:rPr>
-          <w:rFonts w:ascii="Times New Roman" w:hAnsi="Times New Roman" w:cs="Times New Roman"/>
-          <w:noProof/>
-          <w:lang w:val="pt-BR" w:bidi="pt-BR"/>
-        </w:rPr>
-        <w:t>15 out. 2026.</w:t>
+        <w:t xml:space="preserve"> 15 out. 2026.</w:t>
       </w:r>
     </w:p>
     <w:p>
@@ -14546,23 +14723,7 @@
           <w:noProof/>
           <w:lang w:val="pt-BR" w:bidi="pt-BR"/>
         </w:rPr>
-        <w:t>Materia sobre as obras A</w:t>
-      </w:r>
-      <w:r>
-        <w:rPr>
-          <w:rFonts w:ascii="Times New Roman" w:hAnsi="Times New Roman" w:cs="Times New Roman"/>
-          <w:noProof/>
-          <w:lang w:val="pt-BR" w:bidi="pt-BR"/>
-        </w:rPr>
-        <w:t xml:space="preserve"> Nascente (1943) e A Revolta de Atlas (1957)</w:t>
-      </w:r>
-      <w:r>
-        <w:rPr>
-          <w:rFonts w:ascii="Times New Roman" w:hAnsi="Times New Roman" w:cs="Times New Roman"/>
-          <w:noProof/>
-          <w:lang w:val="pt-BR" w:bidi="pt-BR"/>
-        </w:rPr>
-        <w:t xml:space="preserve">. </w:t>
+        <w:t xml:space="preserve">Materia sobre as obras A Nascente (1943) e A Revolta de Atlas (1957). </w:t>
       </w:r>
       <w:r>
         <w:rPr>
@@ -14634,23 +14795,7 @@
           <w:noProof/>
           <w:lang w:val="en-US" w:bidi="pt-BR"/>
         </w:rPr>
-        <w:t xml:space="preserve"> </w:t>
-      </w:r>
-      <w:r>
-        <w:rPr>
-          <w:rFonts w:ascii="Times New Roman" w:hAnsi="Times New Roman" w:cs="Times New Roman"/>
-          <w:noProof/>
-          <w:lang w:val="en-US" w:bidi="pt-BR"/>
-        </w:rPr>
-        <w:t>Ethics of Science and Technology</w:t>
-      </w:r>
-      <w:r>
-        <w:rPr>
-          <w:rFonts w:ascii="Times New Roman" w:hAnsi="Times New Roman" w:cs="Times New Roman"/>
-          <w:noProof/>
-          <w:lang w:val="en-US" w:bidi="pt-BR"/>
-        </w:rPr>
-        <w:t>, 225</w:t>
+        <w:t xml:space="preserve"> Ethics of Science and Technology, 225</w:t>
       </w:r>
       <w:r>
         <w:rPr>
@@ -14694,23 +14839,7 @@
           <w:noProof/>
           <w:lang w:val="pt-BR" w:bidi="pt-BR"/>
         </w:rPr>
-        <w:t xml:space="preserve">. </w:t>
-      </w:r>
-      <w:r>
-        <w:rPr>
-          <w:rFonts w:ascii="Times New Roman" w:hAnsi="Times New Roman" w:cs="Times New Roman"/>
-          <w:noProof/>
-          <w:lang w:val="pt-BR" w:bidi="pt-BR"/>
-        </w:rPr>
-        <w:t xml:space="preserve">Acesso em: </w:t>
-      </w:r>
-      <w:r>
-        <w:rPr>
-          <w:rFonts w:ascii="Times New Roman" w:hAnsi="Times New Roman" w:cs="Times New Roman"/>
-          <w:noProof/>
-          <w:lang w:val="pt-BR" w:bidi="pt-BR"/>
-        </w:rPr>
-        <w:t>15 out. 2026.</w:t>
+        <w:t>. Acesso em: 15 out. 2026.</w:t>
       </w:r>
     </w:p>
     <w:p>
@@ -14749,31 +14878,63 @@
           <w:szCs w:val="32"/>
           <w:lang w:val="pt-BR" w:bidi="pt-BR"/>
         </w:rPr>
-        <w:t>AP</w:t>
-      </w:r>
-      <w:r>
+        <w:t>APÊNDICES</w:t>
+      </w:r>
+    </w:p>
+    <w:p>
+      <w:pPr>
         <w:rPr>
           <w:rFonts w:ascii="Times New Roman" w:hAnsi="Times New Roman" w:cs="Times New Roman"/>
           <w:b/>
           <w:bCs/>
           <w:noProof/>
-          <w:sz w:val="32"/>
-          <w:szCs w:val="32"/>
-          <w:lang w:val="pt-BR" w:bidi="pt-BR"/>
-        </w:rPr>
-        <w:t>Ê</w:t>
-      </w:r>
+          <w:lang w:val="pt-BR" w:bidi="pt-BR"/>
+        </w:rPr>
+      </w:pPr>
+    </w:p>
+    <w:p>
+      <w:pPr>
+        <w:rPr>
+          <w:rFonts w:ascii="Times New Roman" w:hAnsi="Times New Roman" w:cs="Times New Roman"/>
+          <w:noProof/>
+          <w:lang w:val="pt-BR" w:bidi="pt-BR"/>
+        </w:rPr>
+      </w:pPr>
       <w:r>
         <w:rPr>
           <w:rFonts w:ascii="Times New Roman" w:hAnsi="Times New Roman" w:cs="Times New Roman"/>
           <w:b/>
           <w:bCs/>
           <w:noProof/>
-          <w:sz w:val="32"/>
-          <w:szCs w:val="32"/>
-          <w:lang w:val="pt-BR" w:bidi="pt-BR"/>
-        </w:rPr>
-        <w:t>NDICES</w:t>
+          <w:lang w:val="pt-BR" w:bidi="pt-BR"/>
+        </w:rPr>
+        <w:t xml:space="preserve">APÊNDICE A.  </w:t>
+      </w:r>
+      <w:r>
+        <w:rPr>
+          <w:rFonts w:ascii="Times New Roman" w:hAnsi="Times New Roman" w:cs="Times New Roman"/>
+          <w:b/>
+          <w:bCs/>
+          <w:noProof/>
+          <w:lang w:val="pt-BR" w:bidi="pt-BR"/>
+        </w:rPr>
+        <w:t xml:space="preserve"> </w:t>
+      </w:r>
+      <w:r>
+        <w:rPr>
+          <w:rFonts w:ascii="Times New Roman" w:hAnsi="Times New Roman" w:cs="Times New Roman"/>
+          <w:noProof/>
+          <w:lang w:val="pt-BR" w:bidi="pt-BR"/>
+        </w:rPr>
+        <w:t>CÓDIGO HTML EDITADO NO VISUAL STUDIO CODE</w:t>
+      </w:r>
+      <w:r>
+        <w:rPr>
+          <w:rFonts w:ascii="Times New Roman" w:hAnsi="Times New Roman" w:cs="Times New Roman"/>
+          <w:noProof/>
+          <w:lang w:val="pt-BR" w:bidi="pt-BR"/>
+        </w:rPr>
+        <w:t xml:space="preserve"> </w:t>
       </w:r>
     </w:p>
     <w:p>
@@ -14784,6 +14945,70 @@
           <w:lang w:val="pt-BR" w:bidi="pt-BR"/>
         </w:rPr>
       </w:pPr>
+      <w:r>
+        <w:rPr>
+          <w:rFonts w:ascii="Times New Roman" w:hAnsi="Times New Roman" w:cs="Times New Roman"/>
+          <w:noProof/>
+          <w:lang w:val="pt-BR" w:bidi="pt-BR"/>
+        </w:rPr>
+        <w:drawing>
+          <wp:inline distT="0" distB="0" distL="0" distR="0" wp14:anchorId="7FA8BE54" wp14:editId="6C582B05">
+            <wp:extent cx="5731510" cy="3990975"/>
+            <wp:effectExtent l="0" t="0" r="2540" b="9525"/>
+            <wp:docPr id="649430621" name="Imagem 3"/>
+            <wp:cNvGraphicFramePr>
+              <a:graphicFrameLocks xmlns:a="http://schemas.openxmlformats.org/drawingml/2006/main" noChangeAspect="1"/>
+            </wp:cNvGraphicFramePr>
+            <a:graphic xmlns:a="http://schemas.openxmlformats.org/drawingml/2006/main">
+              <a:graphicData uri="http://schemas.openxmlformats.org/drawingml/2006/picture">
+                <pic:pic xmlns:pic="http://schemas.openxmlformats.org/drawingml/2006/picture">
+                  <pic:nvPicPr>
+                    <pic:cNvPr id="0" name="Picture 2"/>
+                    <pic:cNvPicPr>
+                      <a:picLocks noChangeAspect="1" noChangeArrowheads="1"/>
+                    </pic:cNvPicPr>
+                  </pic:nvPicPr>
+                  <pic:blipFill>
+                    <a:blip r:embed="rId17">
+                      <a:extLst>
+                        <a:ext uri="{BEBA8EAE-BF5A-486C-A8C5-ECC9F3942E4B}">
+                          <a14:imgProps xmlns:a14="http://schemas.microsoft.com/office/drawing/2010/main">
+                            <a14:imgLayer r:embed="rId18">
+                              <a14:imgEffect>
+                                <a14:saturation sat="400000"/>
+                              </a14:imgEffect>
+                            </a14:imgLayer>
+                          </a14:imgProps>
+                        </a:ext>
+                        <a:ext uri="{28A0092B-C50C-407E-A947-70E740481C1C}">
+                          <a14:useLocalDpi xmlns:a14="http://schemas.microsoft.com/office/drawing/2010/main" val="0"/>
+                        </a:ext>
+                      </a:extLst>
+                    </a:blip>
+                    <a:srcRect/>
+                    <a:stretch>
+                      <a:fillRect/>
+                    </a:stretch>
+                  </pic:blipFill>
+                  <pic:spPr bwMode="auto">
+                    <a:xfrm>
+                      <a:off x="0" y="0"/>
+                      <a:ext cx="5731510" cy="3990975"/>
+                    </a:xfrm>
+                    <a:prstGeom prst="rect">
+                      <a:avLst/>
+                    </a:prstGeom>
+                    <a:noFill/>
+                    <a:ln>
+                      <a:noFill/>
+                    </a:ln>
+                  </pic:spPr>
+                </pic:pic>
+              </a:graphicData>
+            </a:graphic>
+          </wp:inline>
+        </w:drawing>
+      </w:r>
     </w:p>
     <w:p>
       <w:pPr>
@@ -14795,7 +15020,9 @@
           <w:lang w:val="pt-BR" w:bidi="pt-BR"/>
         </w:rPr>
       </w:pPr>
-      <w:r>
+    </w:p>
+    <w:p>
+      <w:pPr>
         <w:rPr>
           <w:rFonts w:ascii="Times New Roman" w:hAnsi="Times New Roman" w:cs="Times New Roman"/>
           <w:b/>
@@ -14803,9 +15030,10 @@
           <w:noProof/>
           <w:lang w:val="pt-BR" w:bidi="pt-BR"/>
         </w:rPr>
-        <w:t>APÊNDICE A</w:t>
-      </w:r>
-      <w:r>
+      </w:pPr>
+    </w:p>
+    <w:p>
+      <w:pPr>
         <w:rPr>
           <w:rFonts w:ascii="Times New Roman" w:hAnsi="Times New Roman" w:cs="Times New Roman"/>
           <w:b/>
@@ -14813,9 +15041,10 @@
           <w:noProof/>
           <w:lang w:val="pt-BR" w:bidi="pt-BR"/>
         </w:rPr>
-        <w:t xml:space="preserve">. </w:t>
-      </w:r>
-      <w:r>
+      </w:pPr>
+    </w:p>
+    <w:p>
+      <w:pPr>
         <w:rPr>
           <w:rFonts w:ascii="Times New Roman" w:hAnsi="Times New Roman" w:cs="Times New Roman"/>
           <w:b/>
@@ -14823,9 +15052,10 @@
           <w:noProof/>
           <w:lang w:val="pt-BR" w:bidi="pt-BR"/>
         </w:rPr>
-        <w:t xml:space="preserve"> </w:t>
-      </w:r>
-      <w:r>
+      </w:pPr>
+    </w:p>
+    <w:p>
+      <w:pPr>
         <w:rPr>
           <w:rFonts w:ascii="Times New Roman" w:hAnsi="Times New Roman" w:cs="Times New Roman"/>
           <w:b/>
@@ -14833,12 +15063,10 @@
           <w:noProof/>
           <w:lang w:val="pt-BR" w:bidi="pt-BR"/>
         </w:rPr>
-        <w:t xml:space="preserve">PÁGINA TUTORIAL SISTEMA AVALIATIVO DE CANDIDATOS </w:t>
-      </w:r>
+      </w:pPr>
     </w:p>
     <w:p>
       <w:pPr>
-        <w:jc w:val="center"/>
         <w:rPr>
           <w:rFonts w:ascii="Times New Roman" w:hAnsi="Times New Roman" w:cs="Times New Roman"/>
           <w:b/>
@@ -14847,7 +15075,9 @@
           <w:lang w:val="pt-BR" w:bidi="pt-BR"/>
         </w:rPr>
       </w:pPr>
-      <w:r>
+    </w:p>
+    <w:p>
+      <w:pPr>
         <w:rPr>
           <w:rFonts w:ascii="Times New Roman" w:hAnsi="Times New Roman" w:cs="Times New Roman"/>
           <w:b/>
@@ -14855,8 +15085,277 @@
           <w:noProof/>
           <w:lang w:val="pt-BR" w:bidi="pt-BR"/>
         </w:rPr>
+      </w:pPr>
+    </w:p>
+    <w:p>
+      <w:pPr>
+        <w:rPr>
+          <w:rFonts w:ascii="Times New Roman" w:hAnsi="Times New Roman" w:cs="Times New Roman"/>
+          <w:b/>
+          <w:bCs/>
+          <w:noProof/>
+          <w:lang w:val="pt-BR" w:bidi="pt-BR"/>
+        </w:rPr>
+      </w:pPr>
+    </w:p>
+    <w:p>
+      <w:pPr>
+        <w:rPr>
+          <w:rFonts w:ascii="Times New Roman" w:hAnsi="Times New Roman" w:cs="Times New Roman"/>
+          <w:noProof/>
+          <w:lang w:val="pt-BR" w:bidi="pt-BR"/>
+        </w:rPr>
+      </w:pPr>
+      <w:r>
+        <w:rPr>
+          <w:rFonts w:ascii="Times New Roman" w:hAnsi="Times New Roman" w:cs="Times New Roman"/>
+          <w:b/>
+          <w:bCs/>
+          <w:noProof/>
+          <w:lang w:val="pt-BR" w:bidi="pt-BR"/>
+        </w:rPr>
+        <w:lastRenderedPageBreak/>
+        <w:t xml:space="preserve">APÊNDICE </w:t>
+      </w:r>
+      <w:r>
+        <w:rPr>
+          <w:rFonts w:ascii="Times New Roman" w:hAnsi="Times New Roman" w:cs="Times New Roman"/>
+          <w:b/>
+          <w:bCs/>
+          <w:noProof/>
+          <w:lang w:val="pt-BR" w:bidi="pt-BR"/>
+        </w:rPr>
+        <w:t>B</w:t>
+      </w:r>
+      <w:r>
+        <w:rPr>
+          <w:rFonts w:ascii="Times New Roman" w:hAnsi="Times New Roman" w:cs="Times New Roman"/>
+          <w:b/>
+          <w:bCs/>
+          <w:noProof/>
+          <w:lang w:val="pt-BR" w:bidi="pt-BR"/>
+        </w:rPr>
+        <w:t xml:space="preserve">. </w:t>
+      </w:r>
+      <w:r>
+        <w:rPr>
+          <w:rFonts w:ascii="Times New Roman" w:hAnsi="Times New Roman" w:cs="Times New Roman"/>
+          <w:b/>
+          <w:bCs/>
+          <w:noProof/>
+          <w:lang w:val="pt-BR" w:bidi="pt-BR"/>
+        </w:rPr>
+        <w:t xml:space="preserve">  </w:t>
+      </w:r>
+      <w:r>
+        <w:rPr>
+          <w:rFonts w:ascii="Times New Roman" w:hAnsi="Times New Roman" w:cs="Times New Roman"/>
+          <w:b/>
+          <w:bCs/>
+          <w:noProof/>
+          <w:lang w:val="pt-BR" w:bidi="pt-BR"/>
+        </w:rPr>
+        <w:t xml:space="preserve"> </w:t>
+      </w:r>
+      <w:r>
+        <w:rPr>
+          <w:rFonts w:ascii="Times New Roman" w:hAnsi="Times New Roman" w:cs="Times New Roman"/>
+          <w:noProof/>
+          <w:lang w:val="pt-BR" w:bidi="pt-BR"/>
+        </w:rPr>
+        <w:t xml:space="preserve">CÓDIGO </w:t>
+      </w:r>
+      <w:r>
+        <w:rPr>
+          <w:rFonts w:ascii="Times New Roman" w:hAnsi="Times New Roman" w:cs="Times New Roman"/>
+          <w:noProof/>
+          <w:lang w:val="pt-BR" w:bidi="pt-BR"/>
+        </w:rPr>
+        <w:t xml:space="preserve"> JAVASCRIPT</w:t>
+      </w:r>
+      <w:r>
+        <w:rPr>
+          <w:rFonts w:ascii="Times New Roman" w:hAnsi="Times New Roman" w:cs="Times New Roman"/>
+          <w:noProof/>
+          <w:lang w:val="pt-BR" w:bidi="pt-BR"/>
+        </w:rPr>
+        <w:t xml:space="preserve"> EDITADO NO VISUAL STUDIO CODE </w:t>
+      </w:r>
+    </w:p>
+    <w:p>
+      <w:pPr>
+        <w:rPr>
+          <w:rFonts w:ascii="Times New Roman" w:hAnsi="Times New Roman" w:cs="Times New Roman"/>
+          <w:noProof/>
+          <w:lang w:val="pt-BR" w:bidi="pt-BR"/>
+        </w:rPr>
+      </w:pPr>
+      <w:r>
+        <w:rPr>
+          <w:rFonts w:ascii="Times New Roman" w:hAnsi="Times New Roman" w:cs="Times New Roman"/>
+          <w:noProof/>
+          <w:lang w:val="pt-BR" w:bidi="pt-BR"/>
+        </w:rPr>
         <w:drawing>
-          <wp:inline distT="0" distB="0" distL="0" distR="0" wp14:anchorId="5FDC24C1" wp14:editId="7B96EC33">
+          <wp:inline distT="0" distB="0" distL="0" distR="0" wp14:anchorId="2846F064" wp14:editId="79E2DD35">
+            <wp:extent cx="5724525" cy="3124200"/>
+            <wp:effectExtent l="0" t="0" r="9525" b="0"/>
+            <wp:docPr id="731875864" name="Imagem 2"/>
+            <wp:cNvGraphicFramePr>
+              <a:graphicFrameLocks xmlns:a="http://schemas.openxmlformats.org/drawingml/2006/main" noChangeAspect="1"/>
+            </wp:cNvGraphicFramePr>
+            <a:graphic xmlns:a="http://schemas.openxmlformats.org/drawingml/2006/main">
+              <a:graphicData uri="http://schemas.openxmlformats.org/drawingml/2006/picture">
+                <pic:pic xmlns:pic="http://schemas.openxmlformats.org/drawingml/2006/picture">
+                  <pic:nvPicPr>
+                    <pic:cNvPr id="0" name="Picture 1"/>
+                    <pic:cNvPicPr>
+                      <a:picLocks noChangeAspect="1" noChangeArrowheads="1"/>
+                    </pic:cNvPicPr>
+                  </pic:nvPicPr>
+                  <pic:blipFill>
+                    <a:blip r:embed="rId19">
+                      <a:extLst>
+                        <a:ext uri="{BEBA8EAE-BF5A-486C-A8C5-ECC9F3942E4B}">
+                          <a14:imgProps xmlns:a14="http://schemas.microsoft.com/office/drawing/2010/main">
+                            <a14:imgLayer r:embed="rId20">
+                              <a14:imgEffect>
+                                <a14:saturation sat="400000"/>
+                              </a14:imgEffect>
+                            </a14:imgLayer>
+                          </a14:imgProps>
+                        </a:ext>
+                        <a:ext uri="{28A0092B-C50C-407E-A947-70E740481C1C}">
+                          <a14:useLocalDpi xmlns:a14="http://schemas.microsoft.com/office/drawing/2010/main" val="0"/>
+                        </a:ext>
+                      </a:extLst>
+                    </a:blip>
+                    <a:srcRect/>
+                    <a:stretch>
+                      <a:fillRect/>
+                    </a:stretch>
+                  </pic:blipFill>
+                  <pic:spPr bwMode="auto">
+                    <a:xfrm>
+                      <a:off x="0" y="0"/>
+                      <a:ext cx="5724525" cy="3124200"/>
+                    </a:xfrm>
+                    <a:prstGeom prst="rect">
+                      <a:avLst/>
+                    </a:prstGeom>
+                    <a:noFill/>
+                    <a:ln>
+                      <a:noFill/>
+                    </a:ln>
+                  </pic:spPr>
+                </pic:pic>
+              </a:graphicData>
+            </a:graphic>
+          </wp:inline>
+        </w:drawing>
+      </w:r>
+    </w:p>
+    <w:p>
+      <w:pPr>
+        <w:rPr>
+          <w:rFonts w:ascii="Times New Roman" w:hAnsi="Times New Roman" w:cs="Times New Roman"/>
+          <w:b/>
+          <w:bCs/>
+          <w:noProof/>
+          <w:lang w:val="pt-BR" w:bidi="pt-BR"/>
+        </w:rPr>
+      </w:pPr>
+    </w:p>
+    <w:p>
+      <w:pPr>
+        <w:rPr>
+          <w:rFonts w:ascii="Times New Roman" w:hAnsi="Times New Roman" w:cs="Times New Roman"/>
+          <w:b/>
+          <w:bCs/>
+          <w:noProof/>
+          <w:lang w:val="pt-BR" w:bidi="pt-BR"/>
+        </w:rPr>
+      </w:pPr>
+      <w:r>
+        <w:rPr>
+          <w:rFonts w:ascii="Times New Roman" w:hAnsi="Times New Roman" w:cs="Times New Roman"/>
+          <w:b/>
+          <w:bCs/>
+          <w:noProof/>
+          <w:lang w:val="pt-BR" w:bidi="pt-BR"/>
+        </w:rPr>
+        <w:t xml:space="preserve">APÊNDICE </w:t>
+      </w:r>
+      <w:r>
+        <w:rPr>
+          <w:rFonts w:ascii="Times New Roman" w:hAnsi="Times New Roman" w:cs="Times New Roman"/>
+          <w:b/>
+          <w:bCs/>
+          <w:noProof/>
+          <w:lang w:val="pt-BR" w:bidi="pt-BR"/>
+        </w:rPr>
+        <w:t>C</w:t>
+      </w:r>
+      <w:r>
+        <w:rPr>
+          <w:rFonts w:ascii="Times New Roman" w:hAnsi="Times New Roman" w:cs="Times New Roman"/>
+          <w:b/>
+          <w:bCs/>
+          <w:noProof/>
+          <w:lang w:val="pt-BR" w:bidi="pt-BR"/>
+        </w:rPr>
+        <w:t xml:space="preserve">. </w:t>
+      </w:r>
+      <w:r>
+        <w:rPr>
+          <w:rFonts w:ascii="Times New Roman" w:hAnsi="Times New Roman" w:cs="Times New Roman"/>
+          <w:b/>
+          <w:bCs/>
+          <w:noProof/>
+          <w:lang w:val="pt-BR" w:bidi="pt-BR"/>
+        </w:rPr>
+        <w:t xml:space="preserve"> </w:t>
+      </w:r>
+      <w:r>
+        <w:rPr>
+          <w:rFonts w:ascii="Times New Roman" w:hAnsi="Times New Roman" w:cs="Times New Roman"/>
+          <w:noProof/>
+          <w:lang w:val="pt-BR" w:bidi="pt-BR"/>
+        </w:rPr>
+        <w:t>PÁGINA TUTORIAL SISTEMA AVALIATIVO DE CANDIDATOS</w:t>
+      </w:r>
+      <w:r>
+        <w:rPr>
+          <w:rFonts w:ascii="Times New Roman" w:hAnsi="Times New Roman" w:cs="Times New Roman"/>
+          <w:b/>
+          <w:bCs/>
+          <w:noProof/>
+          <w:lang w:val="pt-BR" w:bidi="pt-BR"/>
+        </w:rPr>
+        <w:t xml:space="preserve"> </w:t>
+      </w:r>
+    </w:p>
+    <w:p>
+      <w:pPr>
+        <w:jc w:val="center"/>
+        <w:rPr>
+          <w:rFonts w:ascii="Times New Roman" w:hAnsi="Times New Roman" w:cs="Times New Roman"/>
+          <w:b/>
+          <w:bCs/>
+          <w:noProof/>
+          <w:lang w:val="pt-BR" w:bidi="pt-BR"/>
+        </w:rPr>
+      </w:pPr>
+      <w:r>
+        <w:rPr>
+          <w:rFonts w:ascii="Times New Roman" w:hAnsi="Times New Roman" w:cs="Times New Roman"/>
+          <w:b/>
+          <w:bCs/>
+          <w:noProof/>
+          <w:lang w:val="pt-BR" w:bidi="pt-BR"/>
+        </w:rPr>
+        <w:drawing>
+          <wp:inline distT="0" distB="0" distL="0" distR="0" wp14:anchorId="5FDC24C1" wp14:editId="759FF230">
             <wp:extent cx="5821411" cy="4419600"/>
             <wp:effectExtent l="0" t="0" r="8255" b="0"/>
             <wp:docPr id="1070849454" name="Imagem 1"/>
@@ -14873,8 +15372,17 @@
                     </pic:cNvPicPr>
                   </pic:nvPicPr>
                   <pic:blipFill>
-                    <a:blip r:embed="rId17">
+                    <a:blip r:embed="rId21">
                       <a:extLst>
+                        <a:ext uri="{BEBA8EAE-BF5A-486C-A8C5-ECC9F3942E4B}">
+                          <a14:imgProps xmlns:a14="http://schemas.microsoft.com/office/drawing/2010/main">
+                            <a14:imgLayer r:embed="rId22">
+                              <a14:imgEffect>
+                                <a14:sharpenSoften amount="50000"/>
+                              </a14:imgEffect>
+                            </a14:imgLayer>
+                          </a14:imgProps>
+                        </a:ext>
                         <a:ext uri="{28A0092B-C50C-407E-A947-70E740481C1C}">
                           <a14:useLocalDpi xmlns:a14="http://schemas.microsoft.com/office/drawing/2010/main" val="0"/>
                         </a:ext>
@@ -14937,9 +15445,49 @@
           <w:lang w:val="pt-BR" w:bidi="pt-BR"/>
         </w:rPr>
       </w:pPr>
+      <w:r>
+        <w:rPr>
+          <w:rFonts w:ascii="Times New Roman" w:hAnsi="Times New Roman" w:cs="Times New Roman"/>
+          <w:b/>
+          <w:bCs/>
+          <w:noProof/>
+          <w:lang w:val="pt-BR" w:bidi="pt-BR"/>
+        </w:rPr>
+        <w:lastRenderedPageBreak/>
+        <w:t xml:space="preserve">APÊNDICE </w:t>
+      </w:r>
+      <w:r>
+        <w:rPr>
+          <w:rFonts w:ascii="Times New Roman" w:hAnsi="Times New Roman" w:cs="Times New Roman"/>
+          <w:b/>
+          <w:bCs/>
+          <w:noProof/>
+          <w:lang w:val="pt-BR" w:bidi="pt-BR"/>
+        </w:rPr>
+        <w:t>D</w:t>
+      </w:r>
+      <w:r>
+        <w:rPr>
+          <w:rFonts w:ascii="Times New Roman" w:hAnsi="Times New Roman" w:cs="Times New Roman"/>
+          <w:b/>
+          <w:bCs/>
+          <w:noProof/>
+          <w:lang w:val="pt-BR" w:bidi="pt-BR"/>
+        </w:rPr>
+        <w:t xml:space="preserve">.  </w:t>
+      </w:r>
+      <w:r>
+        <w:rPr>
+          <w:rFonts w:ascii="Times New Roman" w:hAnsi="Times New Roman" w:cs="Times New Roman"/>
+          <w:noProof/>
+          <w:lang w:val="pt-BR" w:bidi="pt-BR"/>
+        </w:rPr>
+        <w:t>PÁGINA PROTOCOLO DE PESQUISA E COBERTURA</w:t>
+      </w:r>
     </w:p>
     <w:p>
       <w:pPr>
+        <w:jc w:val="center"/>
         <w:rPr>
           <w:rFonts w:ascii="Times New Roman" w:hAnsi="Times New Roman" w:cs="Times New Roman"/>
           <w:b/>
@@ -14948,9 +15496,7 @@
           <w:lang w:val="pt-BR" w:bidi="pt-BR"/>
         </w:rPr>
       </w:pPr>
-    </w:p>
-    <w:p>
-      <w:pPr>
+      <w:r>
         <w:rPr>
           <w:rFonts w:ascii="Times New Roman" w:hAnsi="Times New Roman" w:cs="Times New Roman"/>
           <w:b/>
@@ -14958,82 +15504,8 @@
           <w:noProof/>
           <w:lang w:val="pt-BR" w:bidi="pt-BR"/>
         </w:rPr>
-      </w:pPr>
-    </w:p>
-    <w:p>
-      <w:pPr>
-        <w:rPr>
-          <w:rFonts w:ascii="Times New Roman" w:hAnsi="Times New Roman" w:cs="Times New Roman"/>
-          <w:b/>
-          <w:bCs/>
-          <w:noProof/>
-          <w:lang w:val="pt-BR" w:bidi="pt-BR"/>
-        </w:rPr>
-      </w:pPr>
-    </w:p>
-    <w:p>
-      <w:pPr>
-        <w:rPr>
-          <w:rFonts w:ascii="Times New Roman" w:hAnsi="Times New Roman" w:cs="Times New Roman"/>
-          <w:b/>
-          <w:bCs/>
-          <w:noProof/>
-          <w:lang w:val="pt-BR" w:bidi="pt-BR"/>
-        </w:rPr>
-      </w:pPr>
-      <w:r>
-        <w:rPr>
-          <w:rFonts w:ascii="Times New Roman" w:hAnsi="Times New Roman" w:cs="Times New Roman"/>
-          <w:b/>
-          <w:bCs/>
-          <w:noProof/>
-          <w:lang w:val="pt-BR" w:bidi="pt-BR"/>
-        </w:rPr>
-        <w:lastRenderedPageBreak/>
-        <w:t xml:space="preserve">APÊNDICE </w:t>
-      </w:r>
-      <w:r>
-        <w:rPr>
-          <w:rFonts w:ascii="Times New Roman" w:hAnsi="Times New Roman" w:cs="Times New Roman"/>
-          <w:b/>
-          <w:bCs/>
-          <w:noProof/>
-          <w:lang w:val="pt-BR" w:bidi="pt-BR"/>
-        </w:rPr>
-        <w:t>B</w:t>
-      </w:r>
-      <w:r>
-        <w:rPr>
-          <w:rFonts w:ascii="Times New Roman" w:hAnsi="Times New Roman" w:cs="Times New Roman"/>
-          <w:b/>
-          <w:bCs/>
-          <w:noProof/>
-          <w:lang w:val="pt-BR" w:bidi="pt-BR"/>
-        </w:rPr>
-        <w:t>.  PÁGINA PROTOCOLO DE PESQUISA E COBERTURA</w:t>
-      </w:r>
-    </w:p>
-    <w:p>
-      <w:pPr>
-        <w:jc w:val="center"/>
-        <w:rPr>
-          <w:rFonts w:ascii="Times New Roman" w:hAnsi="Times New Roman" w:cs="Times New Roman"/>
-          <w:b/>
-          <w:bCs/>
-          <w:noProof/>
-          <w:lang w:val="pt-BR" w:bidi="pt-BR"/>
-        </w:rPr>
-      </w:pPr>
-      <w:r>
-        <w:rPr>
-          <w:rFonts w:ascii="Times New Roman" w:hAnsi="Times New Roman" w:cs="Times New Roman"/>
-          <w:b/>
-          <w:bCs/>
-          <w:noProof/>
-          <w:lang w:val="pt-BR" w:bidi="pt-BR"/>
-        </w:rPr>
         <w:drawing>
-          <wp:inline distT="0" distB="0" distL="0" distR="0" wp14:anchorId="52C24B83" wp14:editId="140F3C11">
+          <wp:inline distT="0" distB="0" distL="0" distR="0" wp14:anchorId="52C24B83" wp14:editId="1F896978">
             <wp:extent cx="5513628" cy="3706332"/>
             <wp:effectExtent l="0" t="0" r="0" b="8890"/>
             <wp:docPr id="2114846505" name="Imagem 2"/>
@@ -15050,8 +15522,17 @@
                     </pic:cNvPicPr>
                   </pic:nvPicPr>
                   <pic:blipFill>
-                    <a:blip r:embed="rId18">
+                    <a:blip r:embed="rId23">
                       <a:extLst>
+                        <a:ext uri="{BEBA8EAE-BF5A-486C-A8C5-ECC9F3942E4B}">
+                          <a14:imgProps xmlns:a14="http://schemas.microsoft.com/office/drawing/2010/main">
+                            <a14:imgLayer r:embed="rId24">
+                              <a14:imgEffect>
+                                <a14:sharpenSoften amount="50000"/>
+                              </a14:imgEffect>
+                            </a14:imgLayer>
+                          </a14:imgProps>
+                        </a:ext>
                         <a:ext uri="{28A0092B-C50C-407E-A947-70E740481C1C}">
                           <a14:useLocalDpi xmlns:a14="http://schemas.microsoft.com/office/drawing/2010/main" val="0"/>
                         </a:ext>
@@ -15093,7 +15574,10 @@
           <w:lang w:val="pt-BR" w:bidi="pt-BR"/>
         </w:rPr>
       </w:pPr>
-      <w:r>
+    </w:p>
+    <w:p>
+      <w:pPr>
+        <w:ind w:left="1701" w:hanging="1701"/>
         <w:rPr>
           <w:rFonts w:ascii="Times New Roman" w:hAnsi="Times New Roman" w:cs="Times New Roman"/>
           <w:b/>
@@ -15101,8 +15585,7 @@
           <w:noProof/>
           <w:lang w:val="pt-BR" w:bidi="pt-BR"/>
         </w:rPr>
-        <w:t xml:space="preserve">APÊNDICE </w:t>
-      </w:r>
+      </w:pPr>
       <w:r>
         <w:rPr>
           <w:rFonts w:ascii="Times New Roman" w:hAnsi="Times New Roman" w:cs="Times New Roman"/>
@@ -15111,7 +15594,7 @@
           <w:noProof/>
           <w:lang w:val="pt-BR" w:bidi="pt-BR"/>
         </w:rPr>
-        <w:t>C</w:t>
+        <w:t xml:space="preserve">APÊNDICE </w:t>
       </w:r>
       <w:r>
         <w:rPr>
@@ -15121,7 +15604,7 @@
           <w:noProof/>
           <w:lang w:val="pt-BR" w:bidi="pt-BR"/>
         </w:rPr>
-        <w:t xml:space="preserve"> — </w:t>
+        <w:t>E.</w:t>
       </w:r>
       <w:r>
         <w:rPr>
@@ -15131,6 +15614,14 @@
           <w:noProof/>
           <w:lang w:val="pt-BR" w:bidi="pt-BR"/>
         </w:rPr>
+        <w:t xml:space="preserve">  </w:t>
+      </w:r>
+      <w:r>
+        <w:rPr>
+          <w:rFonts w:ascii="Times New Roman" w:hAnsi="Times New Roman" w:cs="Times New Roman"/>
+          <w:noProof/>
+          <w:lang w:val="pt-BR" w:bidi="pt-BR"/>
+        </w:rPr>
         <w:t>PESQUISA, REGISTRO DE FONTES, COMPARAÇÃO, BACKUP E RESTAURAÇÃO (MENUS)</w:t>
       </w:r>
     </w:p>
@@ -15154,7 +15645,7 @@
           <w:lang w:val="pt-BR" w:bidi="pt-BR"/>
         </w:rPr>
         <w:drawing>
-          <wp:inline distT="0" distB="0" distL="0" distR="0" wp14:anchorId="4A2988FB" wp14:editId="08142821">
+          <wp:inline distT="0" distB="0" distL="0" distR="0" wp14:anchorId="4A2988FB" wp14:editId="7C609036">
             <wp:extent cx="5476875" cy="4114372"/>
             <wp:effectExtent l="0" t="0" r="0" b="635"/>
             <wp:docPr id="1650754288" name="Imagem 4"/>
@@ -15171,8 +15662,17 @@
                     </pic:cNvPicPr>
                   </pic:nvPicPr>
                   <pic:blipFill>
-                    <a:blip r:embed="rId19">
+                    <a:blip r:embed="rId25">
                       <a:extLst>
+                        <a:ext uri="{BEBA8EAE-BF5A-486C-A8C5-ECC9F3942E4B}">
+                          <a14:imgProps xmlns:a14="http://schemas.microsoft.com/office/drawing/2010/main">
+                            <a14:imgLayer r:embed="rId26">
+                              <a14:imgEffect>
+                                <a14:sharpenSoften amount="50000"/>
+                              </a14:imgEffect>
+                            </a14:imgLayer>
+                          </a14:imgProps>
+                        </a:ext>
                         <a:ext uri="{28A0092B-C50C-407E-A947-70E740481C1C}">
                           <a14:useLocalDpi xmlns:a14="http://schemas.microsoft.com/office/drawing/2010/main" val="0"/>
                         </a:ext>
@@ -15232,7 +15732,6 @@
           <w:noProof/>
           <w:lang w:val="pt-BR" w:bidi="pt-BR"/>
         </w:rPr>
-        <w:lastRenderedPageBreak/>
         <w:t xml:space="preserve">APÊNDICE </w:t>
       </w:r>
       <w:r>
@@ -15243,7 +15742,7 @@
           <w:noProof/>
           <w:lang w:val="pt-BR" w:bidi="pt-BR"/>
         </w:rPr>
-        <w:t>D</w:t>
+        <w:t>F</w:t>
       </w:r>
       <w:r>
         <w:rPr>
@@ -15253,7 +15752,15 @@
           <w:noProof/>
           <w:lang w:val="pt-BR" w:bidi="pt-BR"/>
         </w:rPr>
-        <w:t>. REGISTRO DE FONTE OU EVIDÊNCIA</w:t>
+        <w:t xml:space="preserve">. </w:t>
+      </w:r>
+      <w:r>
+        <w:rPr>
+          <w:rFonts w:ascii="Times New Roman" w:hAnsi="Times New Roman" w:cs="Times New Roman"/>
+          <w:noProof/>
+          <w:lang w:val="pt-BR" w:bidi="pt-BR"/>
+        </w:rPr>
+        <w:t>REGISTRO DE FONTE OU EVIDÊNCIA</w:t>
       </w:r>
     </w:p>
     <w:p>
@@ -15276,9 +15783,9 @@
           <w:lang w:val="pt-BR" w:bidi="pt-BR"/>
         </w:rPr>
         <w:drawing>
-          <wp:inline distT="0" distB="0" distL="0" distR="0" wp14:anchorId="04360E22" wp14:editId="26E7F8B1">
-            <wp:extent cx="4931415" cy="5981700"/>
-            <wp:effectExtent l="0" t="0" r="2540" b="0"/>
+          <wp:inline distT="0" distB="0" distL="0" distR="0" wp14:anchorId="04360E22" wp14:editId="1FEC96DF">
+            <wp:extent cx="5685155" cy="7229345"/>
+            <wp:effectExtent l="0" t="0" r="0" b="0"/>
             <wp:docPr id="738473968" name="Imagem 3"/>
             <wp:cNvGraphicFramePr>
               <a:graphicFrameLocks xmlns:a="http://schemas.openxmlformats.org/drawingml/2006/main" noChangeAspect="1"/>
@@ -15293,8 +15800,17 @@
                     </pic:cNvPicPr>
                   </pic:nvPicPr>
                   <pic:blipFill>
-                    <a:blip r:embed="rId20">
+                    <a:blip r:embed="rId27">
                       <a:extLst>
+                        <a:ext uri="{BEBA8EAE-BF5A-486C-A8C5-ECC9F3942E4B}">
+                          <a14:imgProps xmlns:a14="http://schemas.microsoft.com/office/drawing/2010/main">
+                            <a14:imgLayer r:embed="rId28">
+                              <a14:imgEffect>
+                                <a14:sharpenSoften amount="50000"/>
+                              </a14:imgEffect>
+                            </a14:imgLayer>
+                          </a14:imgProps>
+                        </a:ext>
                         <a:ext uri="{28A0092B-C50C-407E-A947-70E740481C1C}">
                           <a14:useLocalDpi xmlns:a14="http://schemas.microsoft.com/office/drawing/2010/main" val="0"/>
                         </a:ext>
@@ -15308,7 +15824,7 @@
                   <pic:spPr bwMode="auto">
                     <a:xfrm>
                       <a:off x="0" y="0"/>
-                      <a:ext cx="4931665" cy="5982003"/>
+                      <a:ext cx="5689742" cy="7235178"/>
                     </a:xfrm>
                     <a:prstGeom prst="rect">
                       <a:avLst/>
@@ -15362,118 +15878,85 @@
       <w:pPr>
         <w:rPr>
           <w:rFonts w:ascii="Times New Roman" w:hAnsi="Times New Roman" w:cs="Times New Roman"/>
+          <w:noProof/>
+          <w:lang w:val="pt-BR" w:bidi="pt-BR"/>
+        </w:rPr>
+      </w:pPr>
+    </w:p>
+    <w:p>
+      <w:pPr>
+        <w:ind w:left="1701" w:hanging="1701"/>
+        <w:rPr>
+          <w:rFonts w:ascii="Times New Roman" w:hAnsi="Times New Roman" w:cs="Times New Roman"/>
           <w:b/>
           <w:bCs/>
           <w:noProof/>
           <w:lang w:val="pt-BR" w:bidi="pt-BR"/>
         </w:rPr>
       </w:pPr>
+      <w:r>
+        <w:rPr>
+          <w:rFonts w:ascii="Times New Roman" w:hAnsi="Times New Roman" w:cs="Times New Roman"/>
+          <w:b/>
+          <w:bCs/>
+          <w:noProof/>
+          <w:lang w:val="pt-BR" w:bidi="pt-BR"/>
+        </w:rPr>
+        <w:lastRenderedPageBreak/>
+        <w:t xml:space="preserve">APÊNDICE </w:t>
+      </w:r>
+      <w:r>
+        <w:rPr>
+          <w:rFonts w:ascii="Times New Roman" w:hAnsi="Times New Roman" w:cs="Times New Roman"/>
+          <w:b/>
+          <w:bCs/>
+          <w:noProof/>
+          <w:lang w:val="pt-BR" w:bidi="pt-BR"/>
+        </w:rPr>
+        <w:t>G</w:t>
+      </w:r>
+      <w:r>
+        <w:rPr>
+          <w:rFonts w:ascii="Times New Roman" w:hAnsi="Times New Roman" w:cs="Times New Roman"/>
+          <w:b/>
+          <w:bCs/>
+          <w:noProof/>
+          <w:lang w:val="pt-BR" w:bidi="pt-BR"/>
+        </w:rPr>
+        <w:t xml:space="preserve">.  </w:t>
+      </w:r>
+      <w:r>
+        <w:rPr>
+          <w:rFonts w:ascii="Times New Roman" w:hAnsi="Times New Roman" w:cs="Times New Roman"/>
+          <w:b/>
+          <w:bCs/>
+          <w:noProof/>
+          <w:lang w:val="pt-BR" w:bidi="pt-BR"/>
+        </w:rPr>
+        <w:t xml:space="preserve"> </w:t>
+      </w:r>
+      <w:r>
+        <w:rPr>
+          <w:rFonts w:ascii="Times New Roman" w:hAnsi="Times New Roman" w:cs="Times New Roman"/>
+          <w:noProof/>
+          <w:lang w:val="pt-BR" w:bidi="pt-BR"/>
+        </w:rPr>
+        <w:t>README</w:t>
+      </w:r>
+      <w:r>
+        <w:rPr>
+          <w:rFonts w:ascii="Times New Roman" w:hAnsi="Times New Roman" w:cs="Times New Roman"/>
+          <w:noProof/>
+          <w:lang w:val="pt-BR" w:bidi="pt-BR"/>
+        </w:rPr>
+        <w:t xml:space="preserve"> (METODOLOGIA, CÁLCULOS E LIMITES)</w:t>
+      </w:r>
     </w:p>
     <w:p>
       <w:pPr>
         <w:jc w:val="center"/>
         <w:rPr>
           <w:rFonts w:ascii="Times New Roman" w:hAnsi="Times New Roman" w:cs="Times New Roman"/>
-          <w:b/>
-          <w:bCs/>
-          <w:noProof/>
-          <w:lang w:val="pt-BR" w:bidi="pt-BR"/>
-        </w:rPr>
-      </w:pPr>
-    </w:p>
-    <w:p>
-      <w:pPr>
-        <w:rPr>
-          <w:rFonts w:ascii="Times New Roman" w:hAnsi="Times New Roman" w:cs="Times New Roman"/>
-          <w:noProof/>
-          <w:lang w:val="pt-BR" w:bidi="pt-BR"/>
-        </w:rPr>
-      </w:pPr>
-    </w:p>
-    <w:p>
-      <w:pPr>
-        <w:rPr>
-          <w:rFonts w:ascii="Times New Roman" w:hAnsi="Times New Roman" w:cs="Times New Roman"/>
-          <w:noProof/>
-          <w:lang w:val="pt-BR" w:bidi="pt-BR"/>
-        </w:rPr>
-      </w:pPr>
-    </w:p>
-    <w:p>
-      <w:pPr>
-        <w:rPr>
-          <w:rFonts w:ascii="Times New Roman" w:hAnsi="Times New Roman" w:cs="Times New Roman"/>
-          <w:noProof/>
-          <w:lang w:val="pt-BR" w:bidi="pt-BR"/>
-        </w:rPr>
-      </w:pPr>
-    </w:p>
-    <w:p>
-      <w:pPr>
-        <w:rPr>
-          <w:rFonts w:ascii="Times New Roman" w:hAnsi="Times New Roman" w:cs="Times New Roman"/>
-          <w:noProof/>
-          <w:lang w:val="pt-BR" w:bidi="pt-BR"/>
-        </w:rPr>
-      </w:pPr>
-    </w:p>
-    <w:p>
-      <w:pPr>
-        <w:rPr>
-          <w:rFonts w:ascii="Times New Roman" w:hAnsi="Times New Roman" w:cs="Times New Roman"/>
-          <w:noProof/>
-          <w:lang w:val="pt-BR" w:bidi="pt-BR"/>
-        </w:rPr>
-      </w:pPr>
-    </w:p>
-    <w:p>
-      <w:pPr>
-        <w:ind w:left="1701" w:hanging="1701"/>
-        <w:rPr>
-          <w:rFonts w:ascii="Times New Roman" w:hAnsi="Times New Roman" w:cs="Times New Roman"/>
-          <w:b/>
-          <w:bCs/>
-          <w:noProof/>
-          <w:lang w:val="pt-BR" w:bidi="pt-BR"/>
-        </w:rPr>
-      </w:pPr>
-      <w:r>
-        <w:rPr>
-          <w:rFonts w:ascii="Times New Roman" w:hAnsi="Times New Roman" w:cs="Times New Roman"/>
-          <w:b/>
-          <w:bCs/>
-          <w:noProof/>
-          <w:lang w:val="pt-BR" w:bidi="pt-BR"/>
-        </w:rPr>
-        <w:lastRenderedPageBreak/>
-        <w:t xml:space="preserve">APÊNDICE </w:t>
-      </w:r>
-      <w:r>
-        <w:rPr>
-          <w:rFonts w:ascii="Times New Roman" w:hAnsi="Times New Roman" w:cs="Times New Roman"/>
-          <w:b/>
-          <w:bCs/>
-          <w:noProof/>
-          <w:lang w:val="pt-BR" w:bidi="pt-BR"/>
-        </w:rPr>
-        <w:t>E.  README</w:t>
-      </w:r>
-      <w:r>
-        <w:rPr>
-          <w:rFonts w:ascii="Times New Roman" w:hAnsi="Times New Roman" w:cs="Times New Roman"/>
-          <w:b/>
-          <w:bCs/>
-          <w:noProof/>
-          <w:lang w:val="pt-BR" w:bidi="pt-BR"/>
-        </w:rPr>
-        <w:t xml:space="preserve"> (METODOLOGIA, CÁLCULOS E LIMITES)</w:t>
-      </w:r>
-    </w:p>
-    <w:p>
-      <w:pPr>
-        <w:jc w:val="center"/>
-        <w:rPr>
-          <w:rFonts w:ascii="Times New Roman" w:hAnsi="Times New Roman" w:cs="Times New Roman"/>
           <w:noProof/>
           <w:lang w:val="pt-BR" w:bidi="pt-BR"/>
         </w:rPr>
@@ -15485,7 +15968,7 @@
           <w:lang w:val="pt-BR" w:bidi="pt-BR"/>
         </w:rPr>
         <w:drawing>
-          <wp:inline distT="0" distB="0" distL="0" distR="0" wp14:anchorId="5E1A0DAC" wp14:editId="36EC65C9">
+          <wp:inline distT="0" distB="0" distL="0" distR="0" wp14:anchorId="5E1A0DAC" wp14:editId="5264B42A">
             <wp:extent cx="4781550" cy="3683635"/>
             <wp:effectExtent l="0" t="0" r="0" b="0"/>
             <wp:docPr id="617512130" name="Imagem 5"/>
@@ -15502,8 +15985,17 @@
                     </pic:cNvPicPr>
                   </pic:nvPicPr>
                   <pic:blipFill>
-                    <a:blip r:embed="rId21">
+                    <a:blip r:embed="rId29">
                       <a:extLst>
+                        <a:ext uri="{BEBA8EAE-BF5A-486C-A8C5-ECC9F3942E4B}">
+                          <a14:imgProps xmlns:a14="http://schemas.microsoft.com/office/drawing/2010/main">
+                            <a14:imgLayer r:embed="rId30">
+                              <a14:imgEffect>
+                                <a14:sharpenSoften amount="50000"/>
+                              </a14:imgEffect>
+                            </a14:imgLayer>
+                          </a14:imgProps>
+                        </a:ext>
                         <a:ext uri="{28A0092B-C50C-407E-A947-70E740481C1C}">
                           <a14:useLocalDpi xmlns:a14="http://schemas.microsoft.com/office/drawing/2010/main" val="0"/>
                         </a:ext>
@@ -15534,9 +16026,169 @@
         </w:drawing>
       </w:r>
     </w:p>
+    <w:p>
+      <w:pPr>
+        <w:jc w:val="center"/>
+        <w:rPr>
+          <w:rFonts w:ascii="Times New Roman" w:hAnsi="Times New Roman" w:cs="Times New Roman"/>
+          <w:noProof/>
+          <w:lang w:val="pt-BR" w:bidi="pt-BR"/>
+        </w:rPr>
+      </w:pPr>
+    </w:p>
+    <w:p>
+      <w:pPr>
+        <w:ind w:left="1701" w:hanging="1701"/>
+        <w:rPr>
+          <w:rFonts w:ascii="Times New Roman" w:hAnsi="Times New Roman" w:cs="Times New Roman"/>
+          <w:noProof/>
+          <w:lang w:val="pt-BR" w:bidi="pt-BR"/>
+        </w:rPr>
+      </w:pPr>
+      <w:r>
+        <w:rPr>
+          <w:rFonts w:ascii="Times New Roman" w:hAnsi="Times New Roman" w:cs="Times New Roman"/>
+          <w:b/>
+          <w:bCs/>
+          <w:noProof/>
+          <w:lang w:val="pt-BR" w:bidi="pt-BR"/>
+        </w:rPr>
+        <w:t xml:space="preserve">APÊNDICE </w:t>
+      </w:r>
+      <w:r>
+        <w:rPr>
+          <w:rFonts w:ascii="Times New Roman" w:hAnsi="Times New Roman" w:cs="Times New Roman"/>
+          <w:b/>
+          <w:bCs/>
+          <w:noProof/>
+          <w:lang w:val="pt-BR" w:bidi="pt-BR"/>
+        </w:rPr>
+        <w:t>H</w:t>
+      </w:r>
+      <w:r>
+        <w:rPr>
+          <w:rFonts w:ascii="Times New Roman" w:hAnsi="Times New Roman" w:cs="Times New Roman"/>
+          <w:b/>
+          <w:bCs/>
+          <w:noProof/>
+          <w:lang w:val="pt-BR" w:bidi="pt-BR"/>
+        </w:rPr>
+        <w:t xml:space="preserve">.  </w:t>
+      </w:r>
+      <w:r>
+        <w:rPr>
+          <w:rFonts w:ascii="Times New Roman" w:hAnsi="Times New Roman" w:cs="Times New Roman"/>
+          <w:b/>
+          <w:bCs/>
+          <w:noProof/>
+          <w:lang w:val="pt-BR" w:bidi="pt-BR"/>
+        </w:rPr>
+        <w:t xml:space="preserve"> </w:t>
+      </w:r>
+      <w:r>
+        <w:rPr>
+          <w:rFonts w:ascii="Times New Roman" w:hAnsi="Times New Roman" w:cs="Times New Roman"/>
+          <w:noProof/>
+          <w:lang w:val="pt-BR" w:bidi="pt-BR"/>
+        </w:rPr>
+        <w:t>GITHUB DO AUTOR – RESPOSITÓRIO DO CÓDIGO ON-LINE</w:t>
+      </w:r>
+    </w:p>
+    <w:p>
+      <w:pPr>
+        <w:ind w:left="1701" w:hanging="1701"/>
+        <w:jc w:val="center"/>
+        <w:rPr>
+          <w:rFonts w:ascii="Times New Roman" w:hAnsi="Times New Roman" w:cs="Times New Roman"/>
+          <w:b/>
+          <w:bCs/>
+          <w:noProof/>
+          <w:lang w:val="pt-BR" w:bidi="pt-BR"/>
+        </w:rPr>
+      </w:pPr>
+      <w:r>
+        <w:rPr>
+          <w:rFonts w:ascii="Times New Roman" w:hAnsi="Times New Roman" w:cs="Times New Roman"/>
+          <w:b/>
+          <w:bCs/>
+          <w:noProof/>
+          <w:lang w:val="pt-BR" w:bidi="pt-BR"/>
+        </w:rPr>
+        <w:drawing>
+          <wp:inline distT="0" distB="0" distL="0" distR="0" wp14:anchorId="0AEECBDA" wp14:editId="47BED310">
+            <wp:extent cx="5731510" cy="3505200"/>
+            <wp:effectExtent l="0" t="0" r="2540" b="0"/>
+            <wp:docPr id="1129580699" name="Imagem 4"/>
+            <wp:cNvGraphicFramePr>
+              <a:graphicFrameLocks xmlns:a="http://schemas.openxmlformats.org/drawingml/2006/main" noChangeAspect="1"/>
+            </wp:cNvGraphicFramePr>
+            <a:graphic xmlns:a="http://schemas.openxmlformats.org/drawingml/2006/main">
+              <a:graphicData uri="http://schemas.openxmlformats.org/drawingml/2006/picture">
+                <pic:pic xmlns:pic="http://schemas.openxmlformats.org/drawingml/2006/picture">
+                  <pic:nvPicPr>
+                    <pic:cNvPr id="0" name="Picture 3"/>
+                    <pic:cNvPicPr>
+                      <a:picLocks noChangeAspect="1" noChangeArrowheads="1"/>
+                    </pic:cNvPicPr>
+                  </pic:nvPicPr>
+                  <pic:blipFill>
+                    <a:blip r:embed="rId31">
+                      <a:extLst>
+                        <a:ext uri="{BEBA8EAE-BF5A-486C-A8C5-ECC9F3942E4B}">
+                          <a14:imgProps xmlns:a14="http://schemas.microsoft.com/office/drawing/2010/main">
+                            <a14:imgLayer r:embed="rId32">
+                              <a14:imgEffect>
+                                <a14:sharpenSoften amount="3000"/>
+                              </a14:imgEffect>
+                              <a14:imgEffect>
+                                <a14:saturation sat="400000"/>
+                              </a14:imgEffect>
+                            </a14:imgLayer>
+                          </a14:imgProps>
+                        </a:ext>
+                        <a:ext uri="{28A0092B-C50C-407E-A947-70E740481C1C}">
+                          <a14:useLocalDpi xmlns:a14="http://schemas.microsoft.com/office/drawing/2010/main" val="0"/>
+                        </a:ext>
+                      </a:extLst>
+                    </a:blip>
+                    <a:srcRect/>
+                    <a:stretch>
+                      <a:fillRect/>
+                    </a:stretch>
+                  </pic:blipFill>
+                  <pic:spPr bwMode="auto">
+                    <a:xfrm>
+                      <a:off x="0" y="0"/>
+                      <a:ext cx="5731510" cy="3505200"/>
+                    </a:xfrm>
+                    <a:prstGeom prst="rect">
+                      <a:avLst/>
+                    </a:prstGeom>
+                    <a:noFill/>
+                    <a:ln>
+                      <a:noFill/>
+                    </a:ln>
+                  </pic:spPr>
+                </pic:pic>
+              </a:graphicData>
+            </a:graphic>
+          </wp:inline>
+        </w:drawing>
+      </w:r>
+    </w:p>
+    <w:p>
+      <w:pPr>
+        <w:jc w:val="center"/>
+        <w:rPr>
+          <w:rFonts w:ascii="Times New Roman" w:hAnsi="Times New Roman" w:cs="Times New Roman"/>
+          <w:noProof/>
+          <w:lang w:val="pt-BR" w:bidi="pt-BR"/>
+        </w:rPr>
+      </w:pPr>
+    </w:p>
     <w:sectPr>
-      <w:headerReference w:type="default" r:id="rId22"/>
-      <w:footerReference w:type="default" r:id="rId23"/>
+      <w:headerReference w:type="default" r:id="rId33"/>
+      <w:footerReference w:type="default" r:id="rId34"/>
       <w:pgSz w:w="11906" w:h="16838" w:code="9"/>
       <w:pgMar w:top="1440" w:right="1440" w:bottom="1134" w:left="1440" w:header="288" w:footer="458" w:gutter="0"/>
       <w:pgNumType w:start="0"/>
@@ -15659,7 +16311,6 @@
         <w:docPartUnique/>
       </w:docPartObj>
     </w:sdtPr>
-    <w:sdtEndPr/>
     <w:sdtContent>
       <w:p>
         <w:pPr>
@@ -43875,24 +44526,6 @@
 </file>
 
 <file path=customXml/item1.xml><?xml version="1.0" encoding="utf-8"?>
-<?mso-contentType ?>
-<FormTemplates xmlns="http://schemas.microsoft.com/sharepoint/v3/contenttype/forms">
-  <Display>DocumentLibraryForm</Display>
-  <Edit>DocumentLibraryForm</Edit>
-  <New>DocumentLibraryForm</New>
-</FormTemplates>
-</file>
-
-<file path=customXml/item2.xml><?xml version="1.0" encoding="utf-8"?>
-<p:properties xmlns:p="http://schemas.microsoft.com/office/2006/metadata/properties" xmlns:xsi="http://www.w3.org/2001/XMLSchema-instance" xmlns:pc="http://schemas.microsoft.com/office/infopath/2007/PartnerControls">
-  <documentManagement>
-    <Status xmlns="71af3243-3dd4-4a8d-8c0d-dd76da1f02a5">Not started</Status>
-    <MediaServiceKeyPoints xmlns="71af3243-3dd4-4a8d-8c0d-dd76da1f02a5" xsi:nil="true"/>
-  </documentManagement>
-</p:properties>
-</file>
-
-<file path=customXml/item3.xml><?xml version="1.0" encoding="utf-8"?>
 <ct:contentTypeSchema xmlns:ct="http://schemas.microsoft.com/office/2006/metadata/contentType" xmlns:ma="http://schemas.microsoft.com/office/2006/metadata/properties/metaAttributes" ct:_="" ma:_="" ma:contentTypeName="Document" ma:contentTypeID="0x01010079F111ED35F8CC479449609E8A0923A6" ma:contentTypeVersion="12" ma:contentTypeDescription="Create a new document." ma:contentTypeScope="" ma:versionID="a8a52e8c320b9a064ae3583ae3861c92">
   <xsd:schema xmlns:xsd="http://www.w3.org/2001/XMLSchema" xmlns:xs="http://www.w3.org/2001/XMLSchema" xmlns:p="http://schemas.microsoft.com/office/2006/metadata/properties" xmlns:ns2="71af3243-3dd4-4a8d-8c0d-dd76da1f02a5" xmlns:ns3="16c05727-aa75-4e4a-9b5f-8a80a1165891" targetNamespace="http://schemas.microsoft.com/office/2006/metadata/properties" ma:root="true" ma:fieldsID="88020cb39231a0945110f9cd888b521a" ns2:_="" ns3:_="">
     <xsd:import namespace="71af3243-3dd4-4a8d-8c0d-dd76da1f02a5"/>
@@ -44113,25 +44746,25 @@
 </ct:contentTypeSchema>
 </file>
 
-<file path=customXml/itemProps1.xml><?xml version="1.0" encoding="utf-8"?>
-<ds:datastoreItem xmlns:ds="http://schemas.openxmlformats.org/officeDocument/2006/customXml" ds:itemID="{7B9FE982-DDF9-4F2B-80C6-E4D44711D042}">
-  <ds:schemaRefs>
-    <ds:schemaRef ds:uri="http://schemas.microsoft.com/sharepoint/v3/contenttype/forms"/>
-  </ds:schemaRefs>
-</ds:datastoreItem>
+<file path=customXml/item2.xml><?xml version="1.0" encoding="utf-8"?>
+<p:properties xmlns:p="http://schemas.microsoft.com/office/2006/metadata/properties" xmlns:xsi="http://www.w3.org/2001/XMLSchema-instance" xmlns:pc="http://schemas.microsoft.com/office/infopath/2007/PartnerControls">
+  <documentManagement>
+    <Status xmlns="71af3243-3dd4-4a8d-8c0d-dd76da1f02a5">Not started</Status>
+    <MediaServiceKeyPoints xmlns="71af3243-3dd4-4a8d-8c0d-dd76da1f02a5" xsi:nil="true"/>
+  </documentManagement>
+</p:properties>
 </file>
 
-<file path=customXml/itemProps2.xml><?xml version="1.0" encoding="utf-8"?>
-<ds:datastoreItem xmlns:ds="http://schemas.openxmlformats.org/officeDocument/2006/customXml" ds:itemID="{4CF6AFD9-3CE3-4EEA-B705-82EE1111B485}">
-  <ds:schemaRefs>
-    <ds:schemaRef ds:uri="http://schemas.microsoft.com/office/2006/metadata/properties"/>
-    <ds:schemaRef ds:uri="http://schemas.microsoft.com/office/infopath/2007/PartnerControls"/>
-    <ds:schemaRef ds:uri="71af3243-3dd4-4a8d-8c0d-dd76da1f02a5"/>
-  </ds:schemaRefs>
-</ds:datastoreItem>
+<file path=customXml/item3.xml><?xml version="1.0" encoding="utf-8"?>
+<?mso-contentType ?>
+<FormTemplates xmlns="http://schemas.microsoft.com/sharepoint/v3/contenttype/forms">
+  <Display>DocumentLibraryForm</Display>
+  <Edit>DocumentLibraryForm</Edit>
+  <New>DocumentLibraryForm</New>
+</FormTemplates>
 </file>
 
-<file path=customXml/itemProps3.xml><?xml version="1.0" encoding="utf-8"?>
+<file path=customXml/itemProps1.xml><?xml version="1.0" encoding="utf-8"?>
 <ds:datastoreItem xmlns:ds="http://schemas.openxmlformats.org/officeDocument/2006/customXml" ds:itemID="{71F0F5CC-BEDC-4A29-93D8-84A715276015}">
   <ds:schemaRefs>
     <ds:schemaRef ds:uri="http://schemas.microsoft.com/office/2006/metadata/contentType"/>
@@ -44148,4 +44781,22 @@
     <ds:schemaRef ds:uri="http://schemas.microsoft.com/internal/obd"/>
   </ds:schemaRefs>
 </ds:datastoreItem>
+</file>
+
+<file path=customXml/itemProps2.xml><?xml version="1.0" encoding="utf-8"?>
+<ds:datastoreItem xmlns:ds="http://schemas.openxmlformats.org/officeDocument/2006/customXml" ds:itemID="{4CF6AFD9-3CE3-4EEA-B705-82EE1111B485}">
+  <ds:schemaRefs>
+    <ds:schemaRef ds:uri="http://schemas.microsoft.com/office/2006/metadata/properties"/>
+    <ds:schemaRef ds:uri="http://schemas.microsoft.com/office/infopath/2007/PartnerControls"/>
+    <ds:schemaRef ds:uri="71af3243-3dd4-4a8d-8c0d-dd76da1f02a5"/>
+  </ds:schemaRefs>
+</ds:datastoreItem>
+</file>
+
+<file path=customXml/itemProps3.xml><?xml version="1.0" encoding="utf-8"?>
+<ds:datastoreItem xmlns:ds="http://schemas.openxmlformats.org/officeDocument/2006/customXml" ds:itemID="{7B9FE982-DDF9-4F2B-80C6-E4D44711D042}">
+  <ds:schemaRefs>
+    <ds:schemaRef ds:uri="http://schemas.microsoft.com/sharepoint/v3/contenttype/forms"/>
+  </ds:schemaRefs>
+</ds:datastoreItem>
 </file>